--- a/src/Tests/Inputs/agendas-minutes/08/input.docx
+++ b/src/Tests/Inputs/agendas-minutes/08/input.docx
@@ -1,6 +1,6 @@
 
 <file path=word/document.xml><?xml version="1.0" encoding="utf-8"?>
-<w:document xmlns:wpc="http://schemas.microsoft.com/office/word/2010/wordprocessingCanvas" xmlns:cx="http://schemas.microsoft.com/office/drawing/2014/chartex" xmlns:cx1="http://schemas.microsoft.com/office/drawing/2015/9/8/chartex" xmlns:cx2="http://schemas.microsoft.com/office/drawing/2015/10/21/chartex" xmlns:cx3="http://schemas.microsoft.com/office/drawing/2016/5/9/chartex" xmlns:cx4="http://schemas.microsoft.com/office/drawing/2016/5/10/chartex" xmlns:cx5="http://schemas.microsoft.com/office/drawing/2016/5/11/chartex" xmlns:cx6="http://schemas.microsoft.com/office/drawing/2016/5/12/chartex" xmlns:cx7="http://schemas.microsoft.com/office/drawing/2016/5/13/chartex" xmlns:cx8="http://schemas.microsoft.com/office/drawing/2016/5/14/chartex" xmlns:mc="http://schemas.openxmlformats.org/markup-compatibility/2006" xmlns:aink="http://schemas.microsoft.com/office/drawing/2016/ink" xmlns:am3d="http://schemas.microsoft.com/office/drawing/2017/model3d" xmlns:o="urn:schemas-microsoft-com:office:office" xmlns:oel="http://schemas.microsoft.com/office/2019/extlst" xmlns:r="http://schemas.openxmlformats.org/officeDocument/2006/relationships" xmlns:m="http://schemas.openxmlformats.org/officeDocument/2006/math" xmlns:v="urn:schemas-microsoft-com:vml" xmlns:wp14="http://schemas.microsoft.com/office/word/2010/wordprocessingDrawing" xmlns:wp="http://schemas.openxmlformats.org/drawingml/2006/wordprocessingDrawing" xmlns:w10="urn:schemas-microsoft-com:office:word" xmlns:w="http://schemas.openxmlformats.org/wordprocessingml/2006/main" xmlns:w14="http://schemas.microsoft.com/office/word/2010/wordml" xmlns:w15="http://schemas.microsoft.com/office/word/2012/wordml" xmlns:w16cex="http://schemas.microsoft.com/office/word/2018/wordml/cex" xmlns:w16cid="http://schemas.microsoft.com/office/word/2016/wordml/cid" xmlns:w16="http://schemas.microsoft.com/office/word/2018/wordml" xmlns:w16sdtdh="http://schemas.microsoft.com/office/word/2020/wordml/sdtdatahash" xmlns:w16se="http://schemas.microsoft.com/office/word/2015/wordml/symex" xmlns:wpg="http://schemas.microsoft.com/office/word/2010/wordprocessingGroup" xmlns:wpi="http://schemas.microsoft.com/office/word/2010/wordprocessingInk" xmlns:wne="http://schemas.microsoft.com/office/word/2006/wordml" xmlns:wps="http://schemas.microsoft.com/office/word/2010/wordprocessingShape" mc:Ignorable="w14 w15 w16se w16cid w16 w16cex w16sdtdh wp14">
+<w:document xmlns:a="http://schemas.openxmlformats.org/drawingml/2006/main" xmlns:adec="http://schemas.microsoft.com/office/drawing/2017/decorative" xmlns:wpc="http://schemas.microsoft.com/office/word/2010/wordprocessingCanvas" xmlns:cx="http://schemas.microsoft.com/office/drawing/2014/chartex" xmlns:cx1="http://schemas.microsoft.com/office/drawing/2015/9/8/chartex" xmlns:cx2="http://schemas.microsoft.com/office/drawing/2015/10/21/chartex" xmlns:cx3="http://schemas.microsoft.com/office/drawing/2016/5/9/chartex" xmlns:cx4="http://schemas.microsoft.com/office/drawing/2016/5/10/chartex" xmlns:cx5="http://schemas.microsoft.com/office/drawing/2016/5/11/chartex" xmlns:cx6="http://schemas.microsoft.com/office/drawing/2016/5/12/chartex" xmlns:cx7="http://schemas.microsoft.com/office/drawing/2016/5/13/chartex" xmlns:cx8="http://schemas.microsoft.com/office/drawing/2016/5/14/chartex" xmlns:mc="http://schemas.openxmlformats.org/markup-compatibility/2006" xmlns:aink="http://schemas.microsoft.com/office/drawing/2016/ink" xmlns:am3d="http://schemas.microsoft.com/office/drawing/2017/model3d" xmlns:o="urn:schemas-microsoft-com:office:office" xmlns:oel="http://schemas.microsoft.com/office/2019/extlst" xmlns:r="http://schemas.openxmlformats.org/officeDocument/2006/relationships" xmlns:m="http://schemas.openxmlformats.org/officeDocument/2006/math" xmlns:v="urn:schemas-microsoft-com:vml" xmlns:wp14="http://schemas.microsoft.com/office/word/2010/wordprocessingDrawing" xmlns:wp="http://schemas.openxmlformats.org/drawingml/2006/wordprocessingDrawing" xmlns:w10="urn:schemas-microsoft-com:office:word" xmlns:w="http://schemas.openxmlformats.org/wordprocessingml/2006/main" xmlns:w14="http://schemas.microsoft.com/office/word/2010/wordml" xmlns:w15="http://schemas.microsoft.com/office/word/2012/wordml" xmlns:w16cex="http://schemas.microsoft.com/office/word/2018/wordml/cex" xmlns:w16cid="http://schemas.microsoft.com/office/word/2016/wordml/cid" xmlns:w16="http://schemas.microsoft.com/office/word/2018/wordml" xmlns:w16sdtdh="http://schemas.microsoft.com/office/word/2020/wordml/sdtdatahash" xmlns:w16se="http://schemas.microsoft.com/office/word/2015/wordml/symex" xmlns:wpg="http://schemas.microsoft.com/office/word/2010/wordprocessingGroup" xmlns:wpi="http://schemas.microsoft.com/office/word/2010/wordprocessingInk" xmlns:wne="http://schemas.microsoft.com/office/word/2006/wordml" xmlns:wps="http://schemas.microsoft.com/office/word/2010/wordprocessingShape" mc:Ignorable="w14 w15 w16se w16cid w16 w16cex w16sdtdh wp14">
   <w:body>
     <w:p>
       <w:pPr>
@@ -14,7 +14,7 @@
         <mc:AlternateContent>
           <mc:Choice Requires="wpg">
             <w:drawing>
-              <wp:anchor distT="0" distB="0" distL="114300" distR="114300" simplePos="0" relativeHeight="251659264" behindDoc="1" locked="1" layoutInCell="1" allowOverlap="1" wp14:anchorId="6CCE21E2" wp14:editId="405432F0">
+              <wp:anchor distT="0" distB="0" distL="114300" distR="114300" simplePos="0" relativeHeight="251659264" behindDoc="1" locked="1" layoutInCell="1" allowOverlap="1" wp14:editId="405432F0" wp14:anchorId="6CCE21E2">
                 <wp:simplePos x="0" y="0"/>
                 <wp:positionH relativeFrom="column">
                   <wp:posOffset>-690245</wp:posOffset>
@@ -1129,54 +1129,54 @@
           </mc:Choice>
           <mc:Fallback>
             <w:pict>
-              <v:group w14:anchorId="1F46A68B" id="Group 68" o:spid="_x0000_s1026" alt="&quot;&quot;" style="position:absolute;margin-left:-54.35pt;margin-top:-51.1pt;width:612.7pt;height:793.45pt;z-index:-251657216;mso-width-relative:margin;mso-height-relative:margin" coordsize="77793,100733" o:gfxdata="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">
-                <v:rect id="Rectangle 7" o:spid="_x0000_s1027" style="position:absolute;left:38;top:47;width:77724;height:18936;visibility:visible;mso-wrap-style:square;v-text-anchor:middle" o:gfxdata="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" fillcolor="#f4b793 [1942]" stroked="f" strokeweight="1pt"/>
-                <v:rect id="Rectangle 8" o:spid="_x0000_s1028" style="position:absolute;left:54095;top:6867;width:16923;height:12109;visibility:visible;mso-wrap-style:square;v-text-anchor:middle" o:gfxdata="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" fillcolor="#3280a1 [2407]" stroked="f" strokeweight="1pt"/>
-                <v:shape id="Freeform: Shape 9" o:spid="_x0000_s1029" style="position:absolute;width:60642;height:6905;visibility:visible;mso-wrap-style:square;v-text-anchor:middle" coordsize="6064250,690562" o:gfxdata="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" path="m,l6064250,r,690562l,690562,,xe" fillcolor="#3280a1 [2407]" stroked="f" strokeweight="1pt">
+              <v:group id="Group 68" style="position:absolute;margin-left:-54.35pt;margin-top:-51.1pt;width:612.7pt;height:793.45pt;z-index:-251657216;mso-width-relative:margin;mso-height-relative:margin" alt="&quot;&quot;" coordsize="77793,100733" o:spid="_x0000_s1026" o:gfxdata="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" w14:anchorId="1F46A68B">
+                <v:rect id="Rectangle 7" style="position:absolute;left:38;top:47;width:77724;height:18936;visibility:visible;mso-wrap-style:square;v-text-anchor:middle" o:spid="_x0000_s1027" fillcolor="#f4b793 [1942]" stroked="f" strokeweight="1pt" o:gfxdata="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"/>
+                <v:rect id="Rectangle 8" style="position:absolute;left:54095;top:6867;width:16923;height:12109;visibility:visible;mso-wrap-style:square;v-text-anchor:middle" o:spid="_x0000_s1028" fillcolor="#3280a1 [2407]" stroked="f" strokeweight="1pt" o:gfxdata="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"/>
+                <v:shape id="Freeform: Shape 9" style="position:absolute;width:60642;height:6905;visibility:visible;mso-wrap-style:square;v-text-anchor:middle" coordsize="6064250,690562" o:spid="_x0000_s1029" fillcolor="#3280a1 [2407]" stroked="f" strokeweight="1pt" path="m,l6064250,r,690562l,690562,,xe" o:gfxdata="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">
                   <v:stroke joinstyle="miter"/>
                   <v:path arrowok="t" o:connecttype="custom" o:connectlocs="0,0;6064250,0;6064250,690562;0,690562" o:connectangles="0,0,0,0"/>
                 </v:shape>
-                <v:shape id="Freeform: Shape 10" o:spid="_x0000_s1030" style="position:absolute;left:70954;width:6839;height:6886;visibility:visible;mso-wrap-style:square;v-text-anchor:middle" coordsize="683895,688657" o:gfxdata="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" path="m,l683895,r,688657l,688657,,xe" fillcolor="#3280a1 [2407]" stroked="f" strokeweight="1pt">
+                <v:shape id="Freeform: Shape 10" style="position:absolute;left:70954;width:6839;height:6886;visibility:visible;mso-wrap-style:square;v-text-anchor:middle" coordsize="683895,688657" o:spid="_x0000_s1030" fillcolor="#3280a1 [2407]" stroked="f" strokeweight="1pt" path="m,l683895,r,688657l,688657,,xe" o:gfxdata="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">
                   <v:stroke joinstyle="miter"/>
                   <v:path arrowok="t" o:connecttype="custom" o:connectlocs="0,0;683895,0;683895,688657;0,688657" o:connectangles="0,0,0,0"/>
                 </v:shape>
-                <v:shape id="Freeform: Shape 11" o:spid="_x0000_s1031" style="position:absolute;left:54051;width:16922;height:6905;visibility:visible;mso-wrap-style:square;v-text-anchor:middle" coordsize="1692275,690562" o:gfxdata="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" path="m,l1692275,r,690562l,690562,,xe" fillcolor="#f4b793 [1942]" stroked="f" strokeweight="1pt">
+                <v:shape id="Freeform: Shape 11" style="position:absolute;left:54051;width:16922;height:6905;visibility:visible;mso-wrap-style:square;v-text-anchor:middle" coordsize="1692275,690562" o:spid="_x0000_s1031" fillcolor="#f4b793 [1942]" stroked="f" strokeweight="1pt" path="m,l1692275,r,690562l,690562,,xe" o:gfxdata="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">
                   <v:stroke joinstyle="miter"/>
                   <v:path arrowok="t" o:connecttype="custom" o:connectlocs="0,0;1692275,0;1692275,690562;0,690562" o:connectangles="0,0,0,0"/>
                 </v:shape>
-                <v:rect id="Rectangle 12" o:spid="_x0000_s1032" style="position:absolute;top:96161;width:77724;height:4572;visibility:visible;mso-wrap-style:square;v-text-anchor:middle" o:gfxdata="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" fillcolor="#3280a1 [2407]" stroked="f" strokeweight="1pt"/>
-                <v:oval id="Oval 13" o:spid="_x0000_s1033" style="position:absolute;left:71005;top:2346;width:2121;height:2121;visibility:visible;mso-wrap-style:square;v-text-anchor:middle" o:gfxdata="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" fillcolor="#f4b793 [1942]" stroked="f" strokeweight="1pt">
+                <v:rect id="Rectangle 12" style="position:absolute;top:96161;width:77724;height:4572;visibility:visible;mso-wrap-style:square;v-text-anchor:middle" o:spid="_x0000_s1032" fillcolor="#3280a1 [2407]" stroked="f" strokeweight="1pt" o:gfxdata="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"/>
+                <v:oval id="Oval 13" style="position:absolute;left:71005;top:2346;width:2121;height:2121;visibility:visible;mso-wrap-style:square;v-text-anchor:middle" o:spid="_x0000_s1033" fillcolor="#f4b793 [1942]" stroked="f" strokeweight="1pt" o:gfxdata="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">
                   <v:stroke joinstyle="miter"/>
                 </v:oval>
-                <v:oval id="Oval 17" o:spid="_x0000_s1034" style="position:absolute;left:73367;top:2346;width:2121;height:2121;visibility:visible;mso-wrap-style:square;v-text-anchor:middle" o:gfxdata="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" fillcolor="#f4b793 [1942]" stroked="f" strokeweight="1pt">
+                <v:oval id="Oval 17" style="position:absolute;left:73367;top:2346;width:2121;height:2121;visibility:visible;mso-wrap-style:square;v-text-anchor:middle" o:spid="_x0000_s1034" fillcolor="#f4b793 [1942]" stroked="f" strokeweight="1pt" o:gfxdata="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">
                   <v:stroke joinstyle="miter"/>
                 </v:oval>
-                <v:oval id="Oval 18" o:spid="_x0000_s1035" style="position:absolute;left:75628;top:2346;width:2121;height:2121;visibility:visible;mso-wrap-style:square;v-text-anchor:middle" o:gfxdata="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" fillcolor="#f4b793 [1942]" stroked="f" strokeweight="1pt">
+                <v:oval id="Oval 18" style="position:absolute;left:75628;top:2346;width:2121;height:2121;visibility:visible;mso-wrap-style:square;v-text-anchor:middle" o:spid="_x0000_s1035" fillcolor="#f4b793 [1942]" stroked="f" strokeweight="1pt" o:gfxdata="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">
                   <v:stroke joinstyle="miter"/>
                 </v:oval>
-                <v:shape id="Freeform: Shape 19" o:spid="_x0000_s1036" style="position:absolute;left:10077;top:97139;width:6852;height:3594;visibility:visible;mso-wrap-style:square;v-text-anchor:middle" coordsize="685166,359410" o:gfxdata="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" path="m342583,c531786,,685166,153522,685166,342900r-3330,16510l3330,359410,,342900c,153522,153380,,342583,xe" fillcolor="#d45c15 [2406]" stroked="f" strokeweight="15pt">
+                <v:shape id="Freeform: Shape 19" style="position:absolute;left:10077;top:97139;width:6852;height:3594;visibility:visible;mso-wrap-style:square;v-text-anchor:middle" coordsize="685166,359410" o:spid="_x0000_s1036" fillcolor="#d45c15 [2406]" stroked="f" strokeweight="15pt" path="m342583,c531786,,685166,153522,685166,342900r-3330,16510l3330,359410,,342900c,153522,153380,,342583,xe" o:gfxdata="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">
                   <v:stroke joinstyle="miter"/>
                   <v:path arrowok="t" o:connecttype="custom" o:connectlocs="342583,0;685166,342900;681836,359410;3330,359410;0,342900;342583,0" o:connectangles="0,0,0,0,0,0"/>
                   <o:lock v:ext="edit" aspectratio="t"/>
                 </v:shape>
-                <v:shape id="Freeform: Shape 20" o:spid="_x0000_s1037" style="position:absolute;left:2990;top:97170;width:6852;height:3563;visibility:visible;mso-wrap-style:square;v-text-anchor:middle" coordsize="685166,356235" o:gfxdata="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" path="m342583,c531786,,685166,153522,685166,342900r-2690,13335l2690,356235,,342900c,153522,153380,,342583,xe" fillcolor="#d45c15 [2406]" stroked="f" strokeweight="15pt">
+                <v:shape id="Freeform: Shape 20" style="position:absolute;left:2990;top:97170;width:6852;height:3563;visibility:visible;mso-wrap-style:square;v-text-anchor:middle" coordsize="685166,356235" o:spid="_x0000_s1037" fillcolor="#d45c15 [2406]" stroked="f" strokeweight="15pt" path="m342583,c531786,,685166,153522,685166,342900r-2690,13335l2690,356235,,342900c,153522,153380,,342583,xe" o:gfxdata="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">
                   <v:stroke joinstyle="miter"/>
                   <v:path arrowok="t" o:connecttype="custom" o:connectlocs="342583,0;685166,342900;682476,356235;2690,356235;0,342900;342583,0" o:connectangles="0,0,0,0,0,0"/>
                   <o:lock v:ext="edit" aspectratio="t"/>
                 </v:shape>
-                <v:shape id="Freeform: Shape 21" o:spid="_x0000_s1038" style="position:absolute;top:97208;width:2743;height:3525;visibility:visible;mso-wrap-style:square;v-text-anchor:middle" coordsize="274321,352522" o:gfxdata="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" path="m,l780,79c156890,32053,274321,170306,274321,336012r-2911,16510l,352522,,xe" fillcolor="#d45c15 [2406]" stroked="f" strokeweight="15pt">
+                <v:shape id="Freeform: Shape 21" style="position:absolute;top:97208;width:2743;height:3525;visibility:visible;mso-wrap-style:square;v-text-anchor:middle" coordsize="274321,352522" o:spid="_x0000_s1038" fillcolor="#d45c15 [2406]" stroked="f" strokeweight="15pt" path="m,l780,79c156890,32053,274321,170306,274321,336012r-2911,16510l,352522,,xe" o:gfxdata="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">
                   <v:stroke joinstyle="miter"/>
                   <v:path arrowok="t" o:connecttype="custom" o:connectlocs="0,0;780,79;274321,336012;271410,352522;0,352522" o:connectangles="0,0,0,0,0"/>
                   <o:lock v:ext="edit" aspectratio="t"/>
                 </v:shape>
-                <v:oval id="Oval 23" o:spid="_x0000_s1039" style="position:absolute;left:47434;top:1000;width:5131;height:5130;visibility:visible;mso-wrap-style:square;v-text-anchor:middle" o:gfxdata="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" fillcolor="#d45c15 [2406]" stroked="f" strokeweight="1pt">
+                <v:oval id="Oval 23" style="position:absolute;left:47434;top:1000;width:5131;height:5130;visibility:visible;mso-wrap-style:square;v-text-anchor:middle" o:spid="_x0000_s1039" fillcolor="#d45c15 [2406]" stroked="f" strokeweight="1pt" o:gfxdata="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">
                   <v:stroke joinstyle="miter"/>
                 </v:oval>
-                <v:shape id="Freeform: Shape 27" o:spid="_x0000_s1040" style="position:absolute;left:5038;width:15297;height:6543;rotation:180;visibility:visible;mso-wrap-style:square;v-text-anchor:middle" coordsize="1529706,654367" o:gfxdata="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" path="m1529706,654367r-401040,l1122933,625971c1063938,486490,925825,388620,764853,388620v-160972,,-299085,97870,-358080,237351l401040,654367,,654367,3404,620599c75878,266424,389252,,764853,v375601,,688975,266424,761449,620599l1529706,654367xe" fillcolor="#d45c15 [2406]" stroked="f" strokeweight="1pt">
+                <v:shape id="Freeform: Shape 27" style="position:absolute;left:5038;width:15297;height:6543;rotation:180;visibility:visible;mso-wrap-style:square;v-text-anchor:middle" coordsize="1529706,654367" o:spid="_x0000_s1040" fillcolor="#d45c15 [2406]" stroked="f" strokeweight="1pt" path="m1529706,654367r-401040,l1122933,625971c1063938,486490,925825,388620,764853,388620v-160972,,-299085,97870,-358080,237351l401040,654367,,654367,3404,620599c75878,266424,389252,,764853,v375601,,688975,266424,761449,620599l1529706,654367xe" o:gfxdata="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">
                   <v:stroke joinstyle="miter"/>
                   <v:path arrowok="t" o:connecttype="custom" o:connectlocs="1529706,654367;1128666,654367;1122933,625971;764853,388620;406773,625971;401040,654367;0,654367;3404,620599;764853,0;1526302,620599" o:connectangles="0,0,0,0,0,0,0,0,0,0"/>
                 </v:shape>
-                <v:oval id="Oval 32" o:spid="_x0000_s1041" style="position:absolute;left:65868;top:7839;width:10198;height:10210;visibility:visible;mso-wrap-style:square;v-text-anchor:middle" o:gfxdata="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" fillcolor="#f4b793 [1942]" strokecolor="#d45c15 [2406]" strokeweight="15pt">
+                <v:oval id="Oval 32" style="position:absolute;left:65868;top:7839;width:10198;height:10210;visibility:visible;mso-wrap-style:square;v-text-anchor:middle" o:spid="_x0000_s1041" fillcolor="#f4b793 [1942]" strokecolor="#d45c15 [2406]" strokeweight="15pt" o:gfxdata="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">
                   <v:stroke joinstyle="miter"/>
                   <v:path arrowok="t"/>
                   <o:lock v:ext="edit" aspectratio="t"/>
@@ -1355,7 +1355,7 @@
           <w15:appearance w15:val="hidden"/>
         </w:sdtPr>
         <w:sdtContent>
-          <w:bookmarkStart w:id="0" w:name="_Hlk121143983"/>
+          <w:bookmarkStart w:name="_Hlk121143983" w:id="0"/>
           <w:r>
             <w:t>In attendance</w:t>
           </w:r>
@@ -1708,7 +1708,7 @@
         <mc:AlternateContent>
           <mc:Choice Requires="wpg">
             <w:drawing>
-              <wp:anchor distT="0" distB="0" distL="114300" distR="114300" simplePos="0" relativeHeight="251661312" behindDoc="1" locked="1" layoutInCell="1" allowOverlap="1" wp14:anchorId="5B211053" wp14:editId="67F7FF52">
+              <wp:anchor distT="0" distB="0" distL="114300" distR="114300" simplePos="0" relativeHeight="251661312" behindDoc="1" locked="1" layoutInCell="1" allowOverlap="1" wp14:editId="67F7FF52" wp14:anchorId="5B211053">
                 <wp:simplePos x="0" y="0"/>
                 <wp:positionH relativeFrom="column">
                   <wp:posOffset>-685800</wp:posOffset>
@@ -2064,20 +2064,20 @@
           </mc:Choice>
           <mc:Fallback>
             <w:pict>
-              <v:group w14:anchorId="3265CC99" id="Group 1" o:spid="_x0000_s1026" alt="&quot;&quot;" style="position:absolute;margin-left:-54pt;margin-top:-50.4pt;width:616.3pt;height:11in;z-index:-251655168;mso-width-relative:margin" coordorigin="381" coordsize="78257,100584" o:gfxdata="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">
-                <v:rect id="Rectangle 2" o:spid="_x0000_s1027" style="position:absolute;left:381;width:77675;height:4572;visibility:visible;mso-wrap-style:square;v-text-anchor:middle" o:gfxdata="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" fillcolor="#3280a1 [2407]" stroked="f" strokeweight="1pt"/>
-                <v:rect id="Rectangle 7" o:spid="_x0000_s1028" style="position:absolute;left:10058;top:96012;width:68580;height:4572;visibility:visible;mso-wrap-style:square;v-text-anchor:middle" o:gfxdata="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" fillcolor="#3280a1 [2407]" stroked="f" strokeweight="1pt"/>
-                <v:oval id="Oval 8" o:spid="_x0000_s1029" style="position:absolute;left:73914;top:533;width:3509;height:3509;visibility:visible;mso-wrap-style:square;v-text-anchor:middle" o:gfxdata="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" fillcolor="#d45c15 [2406]" stroked="f" strokeweight="1pt">
+              <v:group id="Group 1" style="position:absolute;margin-left:-54pt;margin-top:-50.4pt;width:616.3pt;height:11in;z-index:-251655168;mso-width-relative:margin" alt="&quot;&quot;" coordsize="78257,100584" coordorigin="381" o:spid="_x0000_s1026" o:gfxdata="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" w14:anchorId="3265CC99">
+                <v:rect id="Rectangle 2" style="position:absolute;left:381;width:77675;height:4572;visibility:visible;mso-wrap-style:square;v-text-anchor:middle" o:spid="_x0000_s1027" fillcolor="#3280a1 [2407]" stroked="f" strokeweight="1pt" o:gfxdata="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"/>
+                <v:rect id="Rectangle 7" style="position:absolute;left:10058;top:96012;width:68580;height:4572;visibility:visible;mso-wrap-style:square;v-text-anchor:middle" o:spid="_x0000_s1028" fillcolor="#3280a1 [2407]" stroked="f" strokeweight="1pt" o:gfxdata="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"/>
+                <v:oval id="Oval 8" style="position:absolute;left:73914;top:533;width:3509;height:3509;visibility:visible;mso-wrap-style:square;v-text-anchor:middle" o:spid="_x0000_s1029" fillcolor="#d45c15 [2406]" stroked="f" strokeweight="1pt" o:gfxdata="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">
                   <v:stroke joinstyle="miter"/>
                 </v:oval>
-                <v:oval id="Oval 8" o:spid="_x0000_s1030" style="position:absolute;left:69951;top:533;width:3510;height:3509;visibility:visible;mso-wrap-style:square;v-text-anchor:middle" o:gfxdata="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" fillcolor="#d45c15 [2406]" stroked="f" strokeweight="1pt">
+                <v:oval id="Oval 8" style="position:absolute;left:69951;top:533;width:3510;height:3509;visibility:visible;mso-wrap-style:square;v-text-anchor:middle" o:spid="_x0000_s1030" fillcolor="#d45c15 [2406]" stroked="f" strokeweight="1pt" o:gfxdata="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">
                   <v:stroke joinstyle="miter"/>
                 </v:oval>
-                <v:oval id="Oval 8" o:spid="_x0000_s1031" alt="&quot;&quot;" style="position:absolute;left:65913;top:457;width:3509;height:3509;visibility:visible;mso-wrap-style:square;v-text-anchor:middle" o:gfxdata="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" fillcolor="#d45c15 [2406]" stroked="f" strokeweight="1pt">
+                <v:oval id="Oval 8" style="position:absolute;left:65913;top:457;width:3509;height:3509;visibility:visible;mso-wrap-style:square;v-text-anchor:middle" alt="&quot;&quot;" o:spid="_x0000_s1031" fillcolor="#d45c15 [2406]" stroked="f" strokeweight="1pt" o:gfxdata="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">
                   <v:stroke joinstyle="miter"/>
                 </v:oval>
-                <v:rect id="Rectangle 7" o:spid="_x0000_s1032" style="position:absolute;left:457;top:95935;width:9994;height:4572;visibility:visible;mso-wrap-style:square;v-text-anchor:middle" o:gfxdata="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" fillcolor="#f4b793 [1942]" stroked="f" strokeweight="1pt"/>
-                <v:oval id="Oval 1" o:spid="_x0000_s1033" style="position:absolute;left:7899;top:96596;width:3937;height:3944;visibility:visible;mso-wrap-style:square;v-text-anchor:middle" o:gfxdata="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" fillcolor="#3280a1 [2407]" strokecolor="#d45c15 [2406]" strokeweight="8pt">
+                <v:rect id="Rectangle 7" style="position:absolute;left:457;top:95935;width:9994;height:4572;visibility:visible;mso-wrap-style:square;v-text-anchor:middle" o:spid="_x0000_s1032" fillcolor="#f4b793 [1942]" stroked="f" strokeweight="1pt" o:gfxdata="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"/>
+                <v:oval id="Oval 1" style="position:absolute;left:7899;top:96596;width:3937;height:3944;visibility:visible;mso-wrap-style:square;v-text-anchor:middle" o:spid="_x0000_s1033" fillcolor="#3280a1 [2407]" strokecolor="#d45c15 [2406]" strokeweight="8pt" o:gfxdata="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">
                   <v:stroke joinstyle="miter"/>
                   <v:path arrowok="t"/>
                   <o:lock v:ext="edit" aspectratio="t"/>
@@ -2345,12 +2345,12 @@
           </w:r>
         </w:p>
         <w:p>
-          <w:bookmarkStart w:id="1" w:name="_Hlk121140716"/>
+          <w:bookmarkStart w:name="_Hlk121140716" w:id="1"/>
           <w:r>
             <w:t>Motion to adjourn was made at 11:00 AM and was passed unanimously.</w:t>
           </w:r>
         </w:p>
-        <w:bookmarkEnd w:id="1" w:displacedByCustomXml="next"/>
+        <w:bookmarkEnd w:displacedByCustomXml="next" w:id="1"/>
       </w:sdtContent>
     </w:sdt>
     <w:p>

--- a/src/Tests/Inputs/agendas-minutes/08/input.docx
+++ b/src/Tests/Inputs/agendas-minutes/08/input.docx
@@ -3594,2032 +3594,6 @@
 <w:webSettings xmlns:mc="http://schemas.openxmlformats.org/markup-compatibility/2006" xmlns:r="http://schemas.openxmlformats.org/officeDocument/2006/relationships" xmlns:w="http://schemas.openxmlformats.org/wordprocessingml/2006/main" xmlns:w14="http://schemas.microsoft.com/office/word/2010/wordml" xmlns:w15="http://schemas.microsoft.com/office/word/2012/wordml" xmlns:w16cex="http://schemas.microsoft.com/office/word/2018/wordml/cex" xmlns:w16cid="http://schemas.microsoft.com/office/word/2016/wordml/cid" xmlns:w16="http://schemas.microsoft.com/office/word/2018/wordml" xmlns:w16sdtdh="http://schemas.microsoft.com/office/word/2020/wordml/sdtdatahash" xmlns:w16se="http://schemas.microsoft.com/office/word/2015/wordml/symex" mc:Ignorable="w14 w15 w16se w16cid w16 w16cex w16sdtdh"/>
 </file>
 
-<file path=word/glossary/document.xml><?xml version="1.0" encoding="utf-8"?>
-<w:glossaryDocument xmlns:wpc="http://schemas.microsoft.com/office/word/2010/wordprocessingCanvas" xmlns:cx="http://schemas.microsoft.com/office/drawing/2014/chartex" xmlns:cx1="http://schemas.microsoft.com/office/drawing/2015/9/8/chartex" xmlns:cx2="http://schemas.microsoft.com/office/drawing/2015/10/21/chartex" xmlns:cx3="http://schemas.microsoft.com/office/drawing/2016/5/9/chartex" xmlns:cx4="http://schemas.microsoft.com/office/drawing/2016/5/10/chartex" xmlns:cx5="http://schemas.microsoft.com/office/drawing/2016/5/11/chartex" xmlns:cx6="http://schemas.microsoft.com/office/drawing/2016/5/12/chartex" xmlns:cx7="http://schemas.microsoft.com/office/drawing/2016/5/13/chartex" xmlns:cx8="http://schemas.microsoft.com/office/drawing/2016/5/14/chartex" xmlns:mc="http://schemas.openxmlformats.org/markup-compatibility/2006" xmlns:aink="http://schemas.microsoft.com/office/drawing/2016/ink" xmlns:am3d="http://schemas.microsoft.com/office/drawing/2017/model3d" xmlns:o="urn:schemas-microsoft-com:office:office" xmlns:oel="http://schemas.microsoft.com/office/2019/extlst" xmlns:r="http://schemas.openxmlformats.org/officeDocument/2006/relationships" xmlns:m="http://schemas.openxmlformats.org/officeDocument/2006/math" xmlns:v="urn:schemas-microsoft-com:vml" xmlns:wp14="http://schemas.microsoft.com/office/word/2010/wordprocessingDrawing" xmlns:wp="http://schemas.openxmlformats.org/drawingml/2006/wordprocessingDrawing" xmlns:w10="urn:schemas-microsoft-com:office:word" xmlns:w="http://schemas.openxmlformats.org/wordprocessingml/2006/main" xmlns:w14="http://schemas.microsoft.com/office/word/2010/wordml" xmlns:w15="http://schemas.microsoft.com/office/word/2012/wordml" xmlns:w16cex="http://schemas.microsoft.com/office/word/2018/wordml/cex" xmlns:w16cid="http://schemas.microsoft.com/office/word/2016/wordml/cid" xmlns:w16="http://schemas.microsoft.com/office/word/2018/wordml" xmlns:w16sdtdh="http://schemas.microsoft.com/office/word/2020/wordml/sdtdatahash" xmlns:w16se="http://schemas.microsoft.com/office/word/2015/wordml/symex" xmlns:wpg="http://schemas.microsoft.com/office/word/2010/wordprocessingGroup" xmlns:wpi="http://schemas.microsoft.com/office/word/2010/wordprocessingInk" xmlns:wne="http://schemas.microsoft.com/office/word/2006/wordml" xmlns:wps="http://schemas.microsoft.com/office/word/2010/wordprocessingShape" mc:Ignorable="w14 w15 w16se w16cid w16 w16cex w16sdtdh wp14">
-  <w:docParts>
-    <w:docPart>
-      <w:docPartPr>
-        <w:name w:val="F348393D6643FF42AE7536EA0311DE06"/>
-        <w:category>
-          <w:name w:val="General"/>
-          <w:gallery w:val="placeholder"/>
-        </w:category>
-        <w:types>
-          <w:type w:val="bbPlcHdr"/>
-        </w:types>
-        <w:behaviors>
-          <w:behavior w:val="content"/>
-        </w:behaviors>
-        <w:guid w:val="{4BABCA86-941D-124F-BCCA-D5E5B327915D}"/>
-      </w:docPartPr>
-      <w:docPartBody>
-        <w:p>
-          <w:pPr>
-            <w:pStyle w:val="F348393D6643FF42AE7536EA0311DE06"/>
-          </w:pPr>
-          <w:r>
-            <w:t>Board</w:t>
-          </w:r>
-        </w:p>
-      </w:docPartBody>
-    </w:docPart>
-    <w:docPart>
-      <w:docPartPr>
-        <w:name w:val="5018F17C50B8DA4A8D9AA9332734107A"/>
-        <w:category>
-          <w:name w:val="General"/>
-          <w:gallery w:val="placeholder"/>
-        </w:category>
-        <w:types>
-          <w:type w:val="bbPlcHdr"/>
-        </w:types>
-        <w:behaviors>
-          <w:behavior w:val="content"/>
-        </w:behaviors>
-        <w:guid w:val="{F5738F90-D569-D44E-A918-10E4435D5537}"/>
-      </w:docPartPr>
-      <w:docPartBody>
-        <w:p>
-          <w:pPr>
-            <w:pStyle w:val="5018F17C50B8DA4A8D9AA9332734107A"/>
-          </w:pPr>
-          <w:r>
-            <w:t>The Board, new principal, and guests were introduced. Mira Karlsson was nominated as the new Secretary.</w:t>
-          </w:r>
-        </w:p>
-      </w:docPartBody>
-    </w:docPart>
-    <w:docPart>
-      <w:docPartPr>
-        <w:name w:val="814DDC5F3F65AA459AB026276D350D48"/>
-        <w:category>
-          <w:name w:val="General"/>
-          <w:gallery w:val="placeholder"/>
-        </w:category>
-        <w:types>
-          <w:type w:val="bbPlcHdr"/>
-        </w:types>
-        <w:behaviors>
-          <w:behavior w:val="content"/>
-        </w:behaviors>
-        <w:guid w:val="{FA41E69B-EA3A-ED45-9370-839907CD4719}"/>
-      </w:docPartPr>
-      <w:docPartBody>
-        <w:p>
-          <w:pPr>
-            <w:pStyle w:val="814DDC5F3F65AA459AB026276D350D48"/>
-          </w:pPr>
-          <w:r>
-            <w:t>A motion to elect Mira was made by Angelica Astrom and seconded by August Bergqvist. All present voted in favor, and Mira Karlsson was confirmed as the new Secretary.</w:t>
-          </w:r>
-        </w:p>
-      </w:docPartBody>
-    </w:docPart>
-    <w:docPart>
-      <w:docPartPr>
-        <w:name w:val="0BE6CECB60BF354A820A59EE5D883B02"/>
-        <w:category>
-          <w:name w:val="General"/>
-          <w:gallery w:val="placeholder"/>
-        </w:category>
-        <w:types>
-          <w:type w:val="bbPlcHdr"/>
-        </w:types>
-        <w:behaviors>
-          <w:behavior w:val="content"/>
-        </w:behaviors>
-        <w:guid w:val="{15B75C85-55B6-0C43-860D-BDA12CC95CE0}"/>
-      </w:docPartPr>
-      <w:docPartBody>
-        <w:p>
-          <w:pPr>
-            <w:pStyle w:val="0BE6CECB60BF354A820A59EE5D883B02"/>
-          </w:pPr>
-          <w:r>
-            <w:t>There are a number of parent openings on the Advisory Committee. These openings were listed in the most recent newsletter.</w:t>
-          </w:r>
-        </w:p>
-      </w:docPartBody>
-    </w:docPart>
-    <w:docPart>
-      <w:docPartPr>
-        <w:name w:val="98D6BF4F94238047855AB1AAF151337B"/>
-        <w:category>
-          <w:name w:val="General"/>
-          <w:gallery w:val="placeholder"/>
-        </w:category>
-        <w:types>
-          <w:type w:val="bbPlcHdr"/>
-        </w:types>
-        <w:behaviors>
-          <w:behavior w:val="content"/>
-        </w:behaviors>
-        <w:guid w:val="{8DC9A848-24E3-C94B-8479-05BA5C74A3E1}"/>
-      </w:docPartPr>
-      <w:docPartBody>
-        <w:p>
-          <w:pPr>
-            <w:pStyle w:val="98D6BF4F94238047855AB1AAF151337B"/>
-          </w:pPr>
-          <w:r>
-            <w:t>Three parents indicated an interest in serving on the committee. August Bergqvist will follow up with those parents and do some additional recruiting to fill these openings.</w:t>
-          </w:r>
-        </w:p>
-      </w:docPartBody>
-    </w:docPart>
-    <w:docPart>
-      <w:docPartPr>
-        <w:name w:val="3082B2D0D1D8394F8297D8A5EC23C232"/>
-        <w:category>
-          <w:name w:val="General"/>
-          <w:gallery w:val="placeholder"/>
-        </w:category>
-        <w:types>
-          <w:type w:val="bbPlcHdr"/>
-        </w:types>
-        <w:behaviors>
-          <w:behavior w:val="content"/>
-        </w:behaviors>
-        <w:guid w:val="{9CC1F962-0E1B-5C4F-9A55-C13827B0393B}"/>
-      </w:docPartPr>
-      <w:docPartBody>
-        <w:p>
-          <w:pPr>
-            <w:pStyle w:val="3082B2D0D1D8394F8297D8A5EC23C232"/>
-          </w:pPr>
-          <w:r>
-            <w:t>Budget</w:t>
-          </w:r>
-        </w:p>
-      </w:docPartBody>
-    </w:docPart>
-    <w:docPart>
-      <w:docPartPr>
-        <w:name w:val="2C6E44C2AE85A642B22A2BA43894BD53"/>
-        <w:category>
-          <w:name w:val="General"/>
-          <w:gallery w:val="placeholder"/>
-        </w:category>
-        <w:types>
-          <w:type w:val="bbPlcHdr"/>
-        </w:types>
-        <w:behaviors>
-          <w:behavior w:val="content"/>
-        </w:behaviors>
-        <w:guid w:val="{60AA3D65-517E-4A4A-A0A4-52B56B15B800}"/>
-      </w:docPartPr>
-      <w:docPartBody>
-        <w:p>
-          <w:pPr>
-            <w:pStyle w:val="2C6E44C2AE85A642B22A2BA43894BD53"/>
-          </w:pPr>
-          <w:r>
-            <w:t>The budget for the current school year was distributed by August Bergqvist, PTA Treasurer, and reviewed by the board and PTA members at the last meeting.</w:t>
-          </w:r>
-        </w:p>
-      </w:docPartBody>
-    </w:docPart>
-    <w:docPart>
-      <w:docPartPr>
-        <w:name w:val="7251A981C9FFC446975740C50A755B6E"/>
-        <w:category>
-          <w:name w:val="General"/>
-          <w:gallery w:val="placeholder"/>
-        </w:category>
-        <w:types>
-          <w:type w:val="bbPlcHdr"/>
-        </w:types>
-        <w:behaviors>
-          <w:behavior w:val="content"/>
-        </w:behaviors>
-        <w:guid w:val="{676F33DB-6B32-784E-BADD-43D4CF11F497}"/>
-      </w:docPartPr>
-      <w:docPartBody>
-        <w:p>
-          <w:pPr>
-            <w:pStyle w:val="7251A981C9FFC446975740C50A755B6E"/>
-          </w:pPr>
-          <w:r>
-            <w:t>In tonight’s meeting, Angelica Astrom made a motion to approve the budget which was seconded by Allan Mattsson. All present voted in favor of approving the budget as presented.</w:t>
-          </w:r>
-        </w:p>
-      </w:docPartBody>
-    </w:docPart>
-    <w:docPart>
-      <w:docPartPr>
-        <w:name w:val="20B579E30115C24482A552B31071DF14"/>
-        <w:category>
-          <w:name w:val="General"/>
-          <w:gallery w:val="placeholder"/>
-        </w:category>
-        <w:types>
-          <w:type w:val="bbPlcHdr"/>
-        </w:types>
-        <w:behaviors>
-          <w:behavior w:val="content"/>
-        </w:behaviors>
-        <w:guid w:val="{7019EE04-FC05-4040-9D62-8A88965BA9B6}"/>
-      </w:docPartPr>
-      <w:docPartBody>
-        <w:p>
-          <w:pPr>
-            <w:pStyle w:val="20B579E30115C24482A552B31071DF14"/>
-          </w:pPr>
-          <w:r>
-            <w:t>Principal Ian Hansson presented his report.</w:t>
-          </w:r>
-        </w:p>
-      </w:docPartBody>
-    </w:docPart>
-    <w:docPart>
-      <w:docPartPr>
-        <w:name w:val="84DCD47F41167B499E8E2FB85E2FF5CE"/>
-        <w:category>
-          <w:name w:val="General"/>
-          <w:gallery w:val="placeholder"/>
-        </w:category>
-        <w:types>
-          <w:type w:val="bbPlcHdr"/>
-        </w:types>
-        <w:behaviors>
-          <w:behavior w:val="content"/>
-        </w:behaviors>
-        <w:guid w:val="{1EDC3DAD-69CF-BA4D-93FF-C67B2A3D0895}"/>
-      </w:docPartPr>
-      <w:docPartBody>
-        <w:p>
-          <w:pPr>
-            <w:pStyle w:val="ListBullet"/>
-          </w:pPr>
-          <w:r>
-            <w:t>Recap of Back to School night – September 9</w:t>
-          </w:r>
-        </w:p>
-        <w:p>
-          <w:pPr>
-            <w:pStyle w:val="ListBullet"/>
-          </w:pPr>
-          <w:r>
-            <w:t>Parent Education Programs – Counselors</w:t>
-          </w:r>
-        </w:p>
-        <w:p>
-          <w:pPr>
-            <w:pStyle w:val="84DCD47F41167B499E8E2FB85E2FF5CE"/>
-          </w:pPr>
-          <w:r>
-            <w:t>Teacher Grants Application Process – School Principal</w:t>
-          </w:r>
-        </w:p>
-      </w:docPartBody>
-    </w:docPart>
-    <w:docPart>
-      <w:docPartPr>
-        <w:name w:val="2BE0B3499B65D447A381185AD0D4EF11"/>
-        <w:category>
-          <w:name w:val="General"/>
-          <w:gallery w:val="placeholder"/>
-        </w:category>
-        <w:types>
-          <w:type w:val="bbPlcHdr"/>
-        </w:types>
-        <w:behaviors>
-          <w:behavior w:val="content"/>
-        </w:behaviors>
-        <w:guid w:val="{B918A8E7-B3D1-5C4A-AB6E-B190DAEFD176}"/>
-      </w:docPartPr>
-      <w:docPartBody>
-        <w:p>
-          <w:pPr>
-            <w:pStyle w:val="2BE0B3499B65D447A381185AD0D4EF114"/>
-          </w:pPr>
-          <w:r>
-            <w:rPr>
-              <w:color w:val="000000" w:themeColor="text1"/>
-            </w:rPr>
-            <w:t>Committee reports</w:t>
-          </w:r>
-        </w:p>
-      </w:docPartBody>
-    </w:docPart>
-    <w:docPart>
-      <w:docPartPr>
-        <w:name w:val="3805DFF73213BF48AEC682F91EA76A61"/>
-        <w:category>
-          <w:name w:val="General"/>
-          <w:gallery w:val="placeholder"/>
-        </w:category>
-        <w:types>
-          <w:type w:val="bbPlcHdr"/>
-        </w:types>
-        <w:behaviors>
-          <w:behavior w:val="content"/>
-        </w:behaviors>
-        <w:guid w:val="{330F58D2-7C94-8848-8110-6564CF9A3581}"/>
-      </w:docPartPr>
-      <w:docPartBody>
-        <w:p>
-          <w:pPr>
-            <w:pStyle w:val="ListBullet"/>
-          </w:pPr>
-          <w:r>
-            <w:t>Membership</w:t>
-          </w:r>
-        </w:p>
-        <w:p>
-          <w:pPr>
-            <w:pStyle w:val="ListBullet"/>
-          </w:pPr>
-          <w:r>
-            <w:t>Volunteers</w:t>
-          </w:r>
-        </w:p>
-        <w:p>
-          <w:pPr>
-            <w:pStyle w:val="ListBullet"/>
-          </w:pPr>
-          <w:r>
-            <w:t>Newsletter</w:t>
-          </w:r>
-        </w:p>
-        <w:p>
-          <w:pPr>
-            <w:pStyle w:val="3805DFF73213BF48AEC682F91EA76A61"/>
-          </w:pPr>
-          <w:r>
-            <w:t>Computer Support</w:t>
-          </w:r>
-        </w:p>
-      </w:docPartBody>
-    </w:docPart>
-    <w:docPart>
-      <w:docPartPr>
-        <w:name w:val="ECCDE708D5C3B54D99E5904698F7C47B"/>
-        <w:category>
-          <w:name w:val="General"/>
-          <w:gallery w:val="placeholder"/>
-        </w:category>
-        <w:types>
-          <w:type w:val="bbPlcHdr"/>
-        </w:types>
-        <w:behaviors>
-          <w:behavior w:val="content"/>
-        </w:behaviors>
-        <w:guid w:val="{5114E1A7-F077-F44C-A87D-29A30D61D68F}"/>
-      </w:docPartPr>
-      <w:docPartBody>
-        <w:p>
-          <w:pPr>
-            <w:pStyle w:val="ECCDE708D5C3B54D99E5904698F7C47B"/>
-          </w:pPr>
-          <w:r>
-            <w:t>Announcements</w:t>
-          </w:r>
-        </w:p>
-      </w:docPartBody>
-    </w:docPart>
-    <w:docPart>
-      <w:docPartPr>
-        <w:name w:val="8EC32BCDBEF79D40A37DEAB02BA23C1E"/>
-        <w:category>
-          <w:name w:val="General"/>
-          <w:gallery w:val="placeholder"/>
-        </w:category>
-        <w:types>
-          <w:type w:val="bbPlcHdr"/>
-        </w:types>
-        <w:behaviors>
-          <w:behavior w:val="content"/>
-        </w:behaviors>
-        <w:guid w:val="{447ECC8F-13A5-A943-80E1-8842F81F791D}"/>
-      </w:docPartPr>
-      <w:docPartBody>
-        <w:p>
-          <w:pPr>
-            <w:pStyle w:val="8EC32BCDBEF79D40A37DEAB02BA23C1E4"/>
-          </w:pPr>
-          <w:r>
-            <w:rPr>
-              <w:color w:val="000000" w:themeColor="text1"/>
-            </w:rPr>
-            <w:t>Enter Announcements</w:t>
-          </w:r>
-        </w:p>
-      </w:docPartBody>
-    </w:docPart>
-    <w:docPart>
-      <w:docPartPr>
-        <w:name w:val="91000654BEC9468F8EEEC715FC0301EE"/>
-        <w:category>
-          <w:name w:val="General"/>
-          <w:gallery w:val="placeholder"/>
-        </w:category>
-        <w:types>
-          <w:type w:val="bbPlcHdr"/>
-        </w:types>
-        <w:behaviors>
-          <w:behavior w:val="content"/>
-        </w:behaviors>
-        <w:guid w:val="{248C7F9F-71B4-449B-8972-61EB74673F71}"/>
-      </w:docPartPr>
-      <w:docPartBody>
-        <w:p>
-          <w:r>
-            <w:t>PTA MEETING MINUTES</w:t>
-          </w:r>
-        </w:p>
-      </w:docPartBody>
-    </w:docPart>
-    <w:docPart>
-      <w:docPartPr>
-        <w:name w:val="A5EFC04272D9476F8FC33BB9ACF40EF1"/>
-        <w:category>
-          <w:name w:val="General"/>
-          <w:gallery w:val="placeholder"/>
-        </w:category>
-        <w:types>
-          <w:type w:val="bbPlcHdr"/>
-        </w:types>
-        <w:behaviors>
-          <w:behavior w:val="content"/>
-        </w:behaviors>
-        <w:guid w:val="{FCA39F8A-DB45-4F41-99FE-A26DF8159F00}"/>
-      </w:docPartPr>
-      <w:docPartBody>
-        <w:p>
-          <w:pPr>
-            <w:pStyle w:val="A5EFC04272D9476F8FC33BB9ACF40EF13"/>
-          </w:pPr>
-          <w:r>
-            <w:rPr>
-              <w:rStyle w:val="Emphasis"/>
-            </w:rPr>
-            <w:t>Date:</w:t>
-          </w:r>
-        </w:p>
-      </w:docPartBody>
-    </w:docPart>
-    <w:docPart>
-      <w:docPartPr>
-        <w:name w:val="434431ACC7E5413594EA82CA6AA17A6C"/>
-        <w:category>
-          <w:name w:val="General"/>
-          <w:gallery w:val="placeholder"/>
-        </w:category>
-        <w:types>
-          <w:type w:val="bbPlcHdr"/>
-        </w:types>
-        <w:behaviors>
-          <w:behavior w:val="content"/>
-        </w:behaviors>
-        <w:guid w:val="{DA8563C7-8781-4E53-9BEA-729039BFA4C1}"/>
-      </w:docPartPr>
-      <w:docPartBody>
-        <w:p>
-          <w:r>
-            <w:t>1/9/23</w:t>
-          </w:r>
-        </w:p>
-      </w:docPartBody>
-    </w:docPart>
-    <w:docPart>
-      <w:docPartPr>
-        <w:name w:val="DB739766616B4B5B8413341061558FFC"/>
-        <w:category>
-          <w:name w:val="General"/>
-          <w:gallery w:val="placeholder"/>
-        </w:category>
-        <w:types>
-          <w:type w:val="bbPlcHdr"/>
-        </w:types>
-        <w:behaviors>
-          <w:behavior w:val="content"/>
-        </w:behaviors>
-        <w:guid w:val="{7E513558-35C0-40E5-AB6B-435666BEB293}"/>
-      </w:docPartPr>
-      <w:docPartBody>
-        <w:p>
-          <w:pPr>
-            <w:pStyle w:val="DB739766616B4B5B8413341061558FFC3"/>
-          </w:pPr>
-          <w:r>
-            <w:rPr>
-              <w:rStyle w:val="Emphasis"/>
-            </w:rPr>
-            <w:t>Time:</w:t>
-          </w:r>
-        </w:p>
-      </w:docPartBody>
-    </w:docPart>
-    <w:docPart>
-      <w:docPartPr>
-        <w:name w:val="C3AB01B221314032AD54D74428DA88D5"/>
-        <w:category>
-          <w:name w:val="General"/>
-          <w:gallery w:val="placeholder"/>
-        </w:category>
-        <w:types>
-          <w:type w:val="bbPlcHdr"/>
-        </w:types>
-        <w:behaviors>
-          <w:behavior w:val="content"/>
-        </w:behaviors>
-        <w:guid w:val="{45E276CA-54CA-4947-9540-F6EABB8C3E5D}"/>
-      </w:docPartPr>
-      <w:docPartBody>
-        <w:p>
-          <w:r>
-            <w:t>9:00 AM</w:t>
-          </w:r>
-        </w:p>
-      </w:docPartBody>
-    </w:docPart>
-    <w:docPart>
-      <w:docPartPr>
-        <w:name w:val="018B7BEE15244EE68D40066CD1C02431"/>
-        <w:category>
-          <w:name w:val="General"/>
-          <w:gallery w:val="placeholder"/>
-        </w:category>
-        <w:types>
-          <w:type w:val="bbPlcHdr"/>
-        </w:types>
-        <w:behaviors>
-          <w:behavior w:val="content"/>
-        </w:behaviors>
-        <w:guid w:val="{0CC9588A-1ECA-49E3-A3D1-896E0F550BA7}"/>
-      </w:docPartPr>
-      <w:docPartBody>
-        <w:p>
-          <w:pPr>
-            <w:pStyle w:val="018B7BEE15244EE68D40066CD1C024313"/>
-          </w:pPr>
-          <w:r>
-            <w:rPr>
-              <w:rStyle w:val="Emphasis"/>
-            </w:rPr>
-            <w:t>Facilitator:</w:t>
-          </w:r>
-        </w:p>
-      </w:docPartBody>
-    </w:docPart>
-    <w:docPart>
-      <w:docPartPr>
-        <w:name w:val="14711A17E4A449A29AE4099D99905F0D"/>
-        <w:category>
-          <w:name w:val="General"/>
-          <w:gallery w:val="placeholder"/>
-        </w:category>
-        <w:types>
-          <w:type w:val="bbPlcHdr"/>
-        </w:types>
-        <w:behaviors>
-          <w:behavior w:val="content"/>
-        </w:behaviors>
-        <w:guid w:val="{F8630195-66FD-49FA-9E14-6253C1A8F731}"/>
-      </w:docPartPr>
-      <w:docPartBody>
-        <w:p>
-          <w:pPr>
-            <w:pStyle w:val="14711A17E4A449A29AE4099D99905F0D3"/>
-          </w:pPr>
-          <w:r>
-            <w:t>Cora Thomas</w:t>
-          </w:r>
-          <w:r>
-            <w:t xml:space="preserve"> </w:t>
-          </w:r>
-          <w:r>
-            <w:rPr>
-              <w:rStyle w:val="PlaceholderText"/>
-            </w:rPr>
-            <w:t>Click or tap here to enter text.</w:t>
-          </w:r>
-        </w:p>
-      </w:docPartBody>
-    </w:docPart>
-    <w:docPart>
-      <w:docPartPr>
-        <w:name w:val="2E98061FD65241C3916F3BA2A22DE441"/>
-        <w:category>
-          <w:name w:val="General"/>
-          <w:gallery w:val="placeholder"/>
-        </w:category>
-        <w:types>
-          <w:type w:val="bbPlcHdr"/>
-        </w:types>
-        <w:behaviors>
-          <w:behavior w:val="content"/>
-        </w:behaviors>
-        <w:guid w:val="{5B6A12BD-A684-4EB1-A7B8-8FD330D6CB6F}"/>
-      </w:docPartPr>
-      <w:docPartBody>
-        <w:p>
-          <w:bookmarkStart w:id="0" w:name="_Hlk121143983"/>
-          <w:r>
-            <w:t>In attendance</w:t>
-          </w:r>
-          <w:bookmarkEnd w:id="0"/>
-        </w:p>
-      </w:docPartBody>
-    </w:docPart>
-    <w:docPart>
-      <w:docPartPr>
-        <w:name w:val="B6651E4959054B3F8DC14B4F63964F2A"/>
-        <w:category>
-          <w:name w:val="General"/>
-          <w:gallery w:val="placeholder"/>
-        </w:category>
-        <w:types>
-          <w:type w:val="bbPlcHdr"/>
-        </w:types>
-        <w:behaviors>
-          <w:behavior w:val="content"/>
-        </w:behaviors>
-        <w:guid w:val="{53A861D4-F08C-428E-8AC8-C9D8FA328817}"/>
-      </w:docPartPr>
-      <w:docPartBody>
-        <w:p>
-          <w:pPr>
-            <w:pStyle w:val="B6651E4959054B3F8DC14B4F63964F2A"/>
-          </w:pPr>
-          <w:r>
-            <w:t>Mira Karlsson, Ian Hansson, Ozgur Tekin, August Bergqvist, Angelica Astrom, Allan Mattsson</w:t>
-          </w:r>
-        </w:p>
-      </w:docPartBody>
-    </w:docPart>
-    <w:docPart>
-      <w:docPartPr>
-        <w:name w:val="2064952E8C214A6D9BC435930927F357"/>
-        <w:category>
-          <w:name w:val="General"/>
-          <w:gallery w:val="placeholder"/>
-        </w:category>
-        <w:types>
-          <w:type w:val="bbPlcHdr"/>
-        </w:types>
-        <w:behaviors>
-          <w:behavior w:val="content"/>
-        </w:behaviors>
-        <w:guid w:val="{74E15BF0-430B-47F2-BA4B-615150ECA982}"/>
-      </w:docPartPr>
-      <w:docPartBody>
-        <w:p>
-          <w:r>
-            <w:t>Approval of minutes</w:t>
-          </w:r>
-        </w:p>
-      </w:docPartBody>
-    </w:docPart>
-    <w:docPart>
-      <w:docPartPr>
-        <w:name w:val="6F8FD3BA259C4E9381469C49E22B9AA0"/>
-        <w:category>
-          <w:name w:val="General"/>
-          <w:gallery w:val="placeholder"/>
-        </w:category>
-        <w:types>
-          <w:type w:val="bbPlcHdr"/>
-        </w:types>
-        <w:behaviors>
-          <w:behavior w:val="content"/>
-        </w:behaviors>
-        <w:guid w:val="{CF7FE294-28E8-441B-BB51-834AEA2EE4AE}"/>
-      </w:docPartPr>
-      <w:docPartBody>
-        <w:p>
-          <w:r>
-            <w:t>The minutes were read from the December meeting and approved.</w:t>
-          </w:r>
-        </w:p>
-      </w:docPartBody>
-    </w:docPart>
-    <w:docPart>
-      <w:docPartPr>
-        <w:name w:val="8535F88CD9E14B2FA7A8D717E1DF7DAD"/>
-        <w:category>
-          <w:name w:val="General"/>
-          <w:gallery w:val="placeholder"/>
-        </w:category>
-        <w:types>
-          <w:type w:val="bbPlcHdr"/>
-        </w:types>
-        <w:behaviors>
-          <w:behavior w:val="content"/>
-        </w:behaviors>
-        <w:guid w:val="{296165F6-C3A4-4814-A879-44029D408A94}"/>
-      </w:docPartPr>
-      <w:docPartBody>
-        <w:p>
-          <w:r>
-            <w:t>Advisory committee</w:t>
-          </w:r>
-        </w:p>
-      </w:docPartBody>
-    </w:docPart>
-    <w:docPart>
-      <w:docPartPr>
-        <w:name w:val="82E6B873B70841C79F2F05820E636647"/>
-        <w:category>
-          <w:name w:val="General"/>
-          <w:gallery w:val="placeholder"/>
-        </w:category>
-        <w:types>
-          <w:type w:val="bbPlcHdr"/>
-        </w:types>
-        <w:behaviors>
-          <w:behavior w:val="content"/>
-        </w:behaviors>
-        <w:guid w:val="{8DA81D6D-B0B8-4E1D-B923-33C9196EE955}"/>
-      </w:docPartPr>
-      <w:docPartBody>
-        <w:p>
-          <w:r>
-            <w:t>Principal’s report</w:t>
-          </w:r>
-        </w:p>
-      </w:docPartBody>
-    </w:docPart>
-    <w:docPart>
-      <w:docPartPr>
-        <w:name w:val="7F5B0960ACC046E4AE4AD4776B8CDE19"/>
-        <w:category>
-          <w:name w:val="General"/>
-          <w:gallery w:val="placeholder"/>
-        </w:category>
-        <w:types>
-          <w:type w:val="bbPlcHdr"/>
-        </w:types>
-        <w:behaviors>
-          <w:behavior w:val="content"/>
-        </w:behaviors>
-        <w:guid w:val="{C3ECF193-9B40-4084-9923-F3B08F8DA923}"/>
-      </w:docPartPr>
-      <w:docPartBody>
-        <w:p>
-          <w:r>
-            <w:t>New business</w:t>
-          </w:r>
-        </w:p>
-      </w:docPartBody>
-    </w:docPart>
-    <w:docPart>
-      <w:docPartPr>
-        <w:name w:val="82966D796FF94FD2848334EF87163FC8"/>
-        <w:category>
-          <w:name w:val="General"/>
-          <w:gallery w:val="placeholder"/>
-        </w:category>
-        <w:types>
-          <w:type w:val="bbPlcHdr"/>
-        </w:types>
-        <w:behaviors>
-          <w:behavior w:val="content"/>
-        </w:behaviors>
-        <w:guid w:val="{65D9CD75-C285-43BC-AB29-9BB7A7469A67}"/>
-      </w:docPartPr>
-      <w:docPartBody>
-        <w:p>
-          <w:r>
-            <w:t>Committee reports</w:t>
-          </w:r>
-        </w:p>
-      </w:docPartBody>
-    </w:docPart>
-    <w:docPart>
-      <w:docPartPr>
-        <w:name w:val="5CD4B70B661C4B04B7E5B53990F6D157"/>
-        <w:category>
-          <w:name w:val="General"/>
-          <w:gallery w:val="placeholder"/>
-        </w:category>
-        <w:types>
-          <w:type w:val="bbPlcHdr"/>
-        </w:types>
-        <w:behaviors>
-          <w:behavior w:val="content"/>
-        </w:behaviors>
-        <w:guid w:val="{DD0B08D6-1A2F-40F2-8BC9-28AA2E1972D7}"/>
-      </w:docPartPr>
-      <w:docPartBody>
-        <w:p>
-          <w:r>
-            <w:t>Next meeting</w:t>
-          </w:r>
-        </w:p>
-      </w:docPartBody>
-    </w:docPart>
-    <w:docPart>
-      <w:docPartPr>
-        <w:name w:val="13926B0D22C74FE288A84E4876CE43B1"/>
-        <w:category>
-          <w:name w:val="General"/>
-          <w:gallery w:val="placeholder"/>
-        </w:category>
-        <w:types>
-          <w:type w:val="bbPlcHdr"/>
-        </w:types>
-        <w:behaviors>
-          <w:behavior w:val="content"/>
-        </w:behaviors>
-        <w:guid w:val="{8FB0AE03-1E6F-4688-9829-289199CE90E4}"/>
-      </w:docPartPr>
-      <w:docPartBody>
-        <w:p>
-          <w:r>
-            <w:t>1/16/23, Conference room</w:t>
-          </w:r>
-        </w:p>
-        <w:p>
-          <w:bookmarkStart w:id="1" w:name="_Hlk121140716"/>
-          <w:r>
-            <w:t>Motion to adjourn was made at 11:00 AM and was passed unanimously.</w:t>
-          </w:r>
-          <w:bookmarkEnd w:id="1"/>
-        </w:p>
-      </w:docPartBody>
-    </w:docPart>
-  </w:docParts>
-</w:glossaryDocument>
-</file>
-
-<file path=word/glossary/fontTable.xml><?xml version="1.0" encoding="utf-8"?>
-<w:fonts xmlns:mc="http://schemas.openxmlformats.org/markup-compatibility/2006" xmlns:r="http://schemas.openxmlformats.org/officeDocument/2006/relationships" xmlns:w="http://schemas.openxmlformats.org/wordprocessingml/2006/main" xmlns:w14="http://schemas.microsoft.com/office/word/2010/wordml" xmlns:w15="http://schemas.microsoft.com/office/word/2012/wordml" xmlns:w16cex="http://schemas.microsoft.com/office/word/2018/wordml/cex" xmlns:w16cid="http://schemas.microsoft.com/office/word/2016/wordml/cid" xmlns:w16="http://schemas.microsoft.com/office/word/2018/wordml" xmlns:w16sdtdh="http://schemas.microsoft.com/office/word/2020/wordml/sdtdatahash" xmlns:w16se="http://schemas.microsoft.com/office/word/2015/wordml/symex" mc:Ignorable="w14 w15 w16se w16cid w16 w16cex w16sdtdh">
-  <w:font w:name="Times New Roman">
-    <w:panose1 w:val="02020603050405020304"/>
-    <w:charset w:val="00"/>
-    <w:family w:val="roman"/>
-    <w:pitch w:val="variable"/>
-    <w:sig w:usb0="E0002EFF" w:usb1="C000785B" w:usb2="00000009" w:usb3="00000000" w:csb0="000001FF" w:csb1="00000000"/>
-  </w:font>
-  <w:font w:name="Symbol">
-    <w:panose1 w:val="05050102010706020507"/>
-    <w:charset w:val="02"/>
-    <w:family w:val="roman"/>
-    <w:pitch w:val="variable"/>
-    <w:sig w:usb0="00000000" w:usb1="10000000" w:usb2="00000000" w:usb3="00000000" w:csb0="80000000" w:csb1="00000000"/>
-  </w:font>
-  <w:font w:name="Courier New">
-    <w:panose1 w:val="02070309020205020404"/>
-    <w:charset w:val="00"/>
-    <w:family w:val="modern"/>
-    <w:pitch w:val="fixed"/>
-    <w:sig w:usb0="E0002EFF" w:usb1="C0007843" w:usb2="00000009" w:usb3="00000000" w:csb0="000001FF" w:csb1="00000000"/>
-  </w:font>
-  <w:font w:name="Wingdings">
-    <w:panose1 w:val="05000000000000000000"/>
-    <w:charset w:val="02"/>
-    <w:family w:val="auto"/>
-    <w:pitch w:val="variable"/>
-    <w:sig w:usb0="00000000" w:usb1="10000000" w:usb2="00000000" w:usb3="00000000" w:csb0="80000000" w:csb1="00000000"/>
-  </w:font>
-  <w:font w:name="Century Gothic">
-    <w:panose1 w:val="020B0502020202020204"/>
-    <w:charset w:val="00"/>
-    <w:family w:val="swiss"/>
-    <w:pitch w:val="variable"/>
-    <w:sig w:usb0="00000287" w:usb1="00000000" w:usb2="00000000" w:usb3="00000000" w:csb0="0000009F" w:csb1="00000000"/>
-  </w:font>
-  <w:font w:name="MS Mincho">
-    <w:altName w:val="ＭＳ 明朝"/>
-    <w:panose1 w:val="02020609040205080304"/>
-    <w:charset w:val="80"/>
-    <w:family w:val="modern"/>
-    <w:pitch w:val="fixed"/>
-    <w:sig w:usb0="E00002FF" w:usb1="6AC7FDFB" w:usb2="08000012" w:usb3="00000000" w:csb0="0002009F" w:csb1="00000000"/>
-  </w:font>
-  <w:font w:name="MS Gothic">
-    <w:altName w:val="ＭＳ ゴシック"/>
-    <w:panose1 w:val="020B0609070205080204"/>
-    <w:charset w:val="80"/>
-    <w:family w:val="modern"/>
-    <w:pitch w:val="fixed"/>
-    <w:sig w:usb0="E00002FF" w:usb1="6AC7FDFB" w:usb2="08000012" w:usb3="00000000" w:csb0="0002009F" w:csb1="00000000"/>
-  </w:font>
-  <w:font w:name="Times New Roman (Headings CS)">
-    <w:altName w:val="Times New Roman"/>
-    <w:panose1 w:val="00000000000000000000"/>
-    <w:charset w:val="00"/>
-    <w:family w:val="roman"/>
-    <w:notTrueType/>
-    <w:pitch w:val="default"/>
-  </w:font>
-  <w:font w:name="Times New Roman (Body CS)">
-    <w:altName w:val="Times New Roman"/>
-    <w:panose1 w:val="00000000000000000000"/>
-    <w:charset w:val="00"/>
-    <w:family w:val="roman"/>
-    <w:notTrueType/>
-    <w:pitch w:val="default"/>
-  </w:font>
-  <w:font w:name="Segoe UI">
-    <w:panose1 w:val="020B0502040204020203"/>
-    <w:charset w:val="00"/>
-    <w:family w:val="swiss"/>
-    <w:pitch w:val="variable"/>
-    <w:sig w:usb0="E4002EFF" w:usb1="C000E47F" w:usb2="00000009" w:usb3="00000000" w:csb0="000001FF" w:csb1="00000000"/>
-  </w:font>
-  <w:font w:name="Calibri">
-    <w:panose1 w:val="020F0502020204030204"/>
-    <w:charset w:val="00"/>
-    <w:family w:val="swiss"/>
-    <w:pitch w:val="variable"/>
-    <w:sig w:usb0="E4002EFF" w:usb1="C000247B" w:usb2="00000009" w:usb3="00000000" w:csb0="000001FF" w:csb1="00000000"/>
-  </w:font>
-  <w:font w:name="Calibri Light">
-    <w:panose1 w:val="020F0302020204030204"/>
-    <w:charset w:val="00"/>
-    <w:family w:val="swiss"/>
-    <w:pitch w:val="variable"/>
-    <w:sig w:usb0="E4002EFF" w:usb1="C000247B" w:usb2="00000009" w:usb3="00000000" w:csb0="000001FF" w:csb1="00000000"/>
-  </w:font>
-</w:fonts>
-</file>
-
-<file path=word/glossary/numbering2.xml><?xml version="1.0" encoding="utf-8"?>
-<w:numbering xmlns:wpc="http://schemas.microsoft.com/office/word/2010/wordprocessingCanvas" xmlns:cx="http://schemas.microsoft.com/office/drawing/2014/chartex" xmlns:cx1="http://schemas.microsoft.com/office/drawing/2015/9/8/chartex" xmlns:cx2="http://schemas.microsoft.com/office/drawing/2015/10/21/chartex" xmlns:cx3="http://schemas.microsoft.com/office/drawing/2016/5/9/chartex" xmlns:cx4="http://schemas.microsoft.com/office/drawing/2016/5/10/chartex" xmlns:cx5="http://schemas.microsoft.com/office/drawing/2016/5/11/chartex" xmlns:cx6="http://schemas.microsoft.com/office/drawing/2016/5/12/chartex" xmlns:cx7="http://schemas.microsoft.com/office/drawing/2016/5/13/chartex" xmlns:cx8="http://schemas.microsoft.com/office/drawing/2016/5/14/chartex" xmlns:mc="http://schemas.openxmlformats.org/markup-compatibility/2006" xmlns:aink="http://schemas.microsoft.com/office/drawing/2016/ink" xmlns:am3d="http://schemas.microsoft.com/office/drawing/2017/model3d" xmlns:o="urn:schemas-microsoft-com:office:office" xmlns:oel="http://schemas.microsoft.com/office/2019/extlst" xmlns:r="http://schemas.openxmlformats.org/officeDocument/2006/relationships" xmlns:m="http://schemas.openxmlformats.org/officeDocument/2006/math" xmlns:v="urn:schemas-microsoft-com:vml" xmlns:wp14="http://schemas.microsoft.com/office/word/2010/wordprocessingDrawing" xmlns:wp="http://schemas.openxmlformats.org/drawingml/2006/wordprocessingDrawing" xmlns:w10="urn:schemas-microsoft-com:office:word" xmlns:w="http://schemas.openxmlformats.org/wordprocessingml/2006/main" xmlns:w14="http://schemas.microsoft.com/office/word/2010/wordml" xmlns:w15="http://schemas.microsoft.com/office/word/2012/wordml" xmlns:w16cex="http://schemas.microsoft.com/office/word/2018/wordml/cex" xmlns:w16cid="http://schemas.microsoft.com/office/word/2016/wordml/cid" xmlns:w16="http://schemas.microsoft.com/office/word/2018/wordml" xmlns:w16sdtdh="http://schemas.microsoft.com/office/word/2020/wordml/sdtdatahash" xmlns:w16se="http://schemas.microsoft.com/office/word/2015/wordml/symex" xmlns:wpg="http://schemas.microsoft.com/office/word/2010/wordprocessingGroup" xmlns:wpi="http://schemas.microsoft.com/office/word/2010/wordprocessingInk" xmlns:wne="http://schemas.microsoft.com/office/word/2006/wordml" xmlns:wps="http://schemas.microsoft.com/office/word/2010/wordprocessingShape" mc:Ignorable="w14 w15 w16se w16cid w16 w16cex w16sdtdh wp14">
-  <w:abstractNum w:abstractNumId="0" w15:restartNumberingAfterBreak="0">
-    <w:nsid w:val="6CA95284"/>
-    <w:multiLevelType w:val="hybridMultilevel"/>
-    <w:tmpl w:val="8DB4B09E"/>
-    <w:lvl w:ilvl="0" w:tplc="45B4A1B2">
-      <w:start w:val="1"/>
-      <w:numFmt w:val="bullet"/>
-      <w:pStyle w:val="ListBullet"/>
-      <w:lvlText w:val=""/>
-      <w:lvlJc w:val="left"/>
-      <w:pPr>
-        <w:ind w:left="720" w:hanging="360"/>
-      </w:pPr>
-      <w:rPr>
-        <w:rFonts w:ascii="Symbol" w:hAnsi="Symbol" w:hint="default"/>
-      </w:rPr>
-    </w:lvl>
-    <w:lvl w:ilvl="1" w:tplc="04090003" w:tentative="1">
-      <w:start w:val="1"/>
-      <w:numFmt w:val="bullet"/>
-      <w:lvlText w:val="o"/>
-      <w:lvlJc w:val="left"/>
-      <w:pPr>
-        <w:ind w:left="1440" w:hanging="360"/>
-      </w:pPr>
-      <w:rPr>
-        <w:rFonts w:ascii="Courier New" w:hAnsi="Courier New" w:cs="Courier New" w:hint="default"/>
-      </w:rPr>
-    </w:lvl>
-    <w:lvl w:ilvl="2" w:tplc="04090005" w:tentative="1">
-      <w:start w:val="1"/>
-      <w:numFmt w:val="bullet"/>
-      <w:lvlText w:val=""/>
-      <w:lvlJc w:val="left"/>
-      <w:pPr>
-        <w:ind w:left="2160" w:hanging="360"/>
-      </w:pPr>
-      <w:rPr>
-        <w:rFonts w:ascii="Wingdings" w:hAnsi="Wingdings" w:hint="default"/>
-      </w:rPr>
-    </w:lvl>
-    <w:lvl w:ilvl="3" w:tplc="04090001" w:tentative="1">
-      <w:start w:val="1"/>
-      <w:numFmt w:val="bullet"/>
-      <w:lvlText w:val=""/>
-      <w:lvlJc w:val="left"/>
-      <w:pPr>
-        <w:ind w:left="2880" w:hanging="360"/>
-      </w:pPr>
-      <w:rPr>
-        <w:rFonts w:ascii="Symbol" w:hAnsi="Symbol" w:hint="default"/>
-      </w:rPr>
-    </w:lvl>
-    <w:lvl w:ilvl="4" w:tplc="04090003" w:tentative="1">
-      <w:start w:val="1"/>
-      <w:numFmt w:val="bullet"/>
-      <w:lvlText w:val="o"/>
-      <w:lvlJc w:val="left"/>
-      <w:pPr>
-        <w:ind w:left="3600" w:hanging="360"/>
-      </w:pPr>
-      <w:rPr>
-        <w:rFonts w:ascii="Courier New" w:hAnsi="Courier New" w:cs="Courier New" w:hint="default"/>
-      </w:rPr>
-    </w:lvl>
-    <w:lvl w:ilvl="5" w:tplc="04090005" w:tentative="1">
-      <w:start w:val="1"/>
-      <w:numFmt w:val="bullet"/>
-      <w:lvlText w:val=""/>
-      <w:lvlJc w:val="left"/>
-      <w:pPr>
-        <w:ind w:left="4320" w:hanging="360"/>
-      </w:pPr>
-      <w:rPr>
-        <w:rFonts w:ascii="Wingdings" w:hAnsi="Wingdings" w:hint="default"/>
-      </w:rPr>
-    </w:lvl>
-    <w:lvl w:ilvl="6" w:tplc="04090001" w:tentative="1">
-      <w:start w:val="1"/>
-      <w:numFmt w:val="bullet"/>
-      <w:lvlText w:val=""/>
-      <w:lvlJc w:val="left"/>
-      <w:pPr>
-        <w:ind w:left="5040" w:hanging="360"/>
-      </w:pPr>
-      <w:rPr>
-        <w:rFonts w:ascii="Symbol" w:hAnsi="Symbol" w:hint="default"/>
-      </w:rPr>
-    </w:lvl>
-    <w:lvl w:ilvl="7" w:tplc="04090003" w:tentative="1">
-      <w:start w:val="1"/>
-      <w:numFmt w:val="bullet"/>
-      <w:lvlText w:val="o"/>
-      <w:lvlJc w:val="left"/>
-      <w:pPr>
-        <w:ind w:left="5760" w:hanging="360"/>
-      </w:pPr>
-      <w:rPr>
-        <w:rFonts w:ascii="Courier New" w:hAnsi="Courier New" w:cs="Courier New" w:hint="default"/>
-      </w:rPr>
-    </w:lvl>
-    <w:lvl w:ilvl="8" w:tplc="04090005" w:tentative="1">
-      <w:start w:val="1"/>
-      <w:numFmt w:val="bullet"/>
-      <w:lvlText w:val=""/>
-      <w:lvlJc w:val="left"/>
-      <w:pPr>
-        <w:ind w:left="6480" w:hanging="360"/>
-      </w:pPr>
-      <w:rPr>
-        <w:rFonts w:ascii="Wingdings" w:hAnsi="Wingdings" w:hint="default"/>
-      </w:rPr>
-    </w:lvl>
-  </w:abstractNum>
-  <w:num w:numId="1" w16cid:durableId="36780956">
-    <w:abstractNumId w:val="0"/>
-  </w:num>
-</w:numbering>
-</file>
-
-<file path=word/glossary/settings2.xml><?xml version="1.0" encoding="utf-8"?>
-<w:settings xmlns:mc="http://schemas.openxmlformats.org/markup-compatibility/2006" xmlns:o="urn:schemas-microsoft-com:office:office" xmlns:r="http://schemas.openxmlformats.org/officeDocument/2006/relationships" xmlns:m="http://schemas.openxmlformats.org/officeDocument/2006/math" xmlns:v="urn:schemas-microsoft-com:vml" xmlns:w10="urn:schemas-microsoft-com:office:word" xmlns:w="http://schemas.openxmlformats.org/wordprocessingml/2006/main" xmlns:w14="http://schemas.microsoft.com/office/word/2010/wordml" xmlns:w15="http://schemas.microsoft.com/office/word/2012/wordml" xmlns:w16cex="http://schemas.microsoft.com/office/word/2018/wordml/cex" xmlns:w16cid="http://schemas.microsoft.com/office/word/2016/wordml/cid" xmlns:w16="http://schemas.microsoft.com/office/word/2018/wordml" xmlns:w16sdtdh="http://schemas.microsoft.com/office/word/2020/wordml/sdtdatahash" xmlns:w16se="http://schemas.microsoft.com/office/word/2015/wordml/symex" xmlns:sl="http://schemas.openxmlformats.org/schemaLibrary/2006/main" mc:Ignorable="w14 w15 w16se w16cid w16 w16cex w16sdtdh">
-  <w:view w:val="normal"/>
-  <w:defaultTabStop w:val="720"/>
-  <w:characterSpacingControl w:val="doNotCompress"/>
-  <w:compat>
-    <w:useFELayout/>
-    <w:compatSetting w:name="compatibilityMode" w:uri="http://schemas.microsoft.com/office/word" w:val="15"/>
-    <w:compatSetting w:name="overrideTableStyleFontSizeAndJustification" w:uri="http://schemas.microsoft.com/office/word" w:val="1"/>
-    <w:compatSetting w:name="enableOpenTypeFeatures" w:uri="http://schemas.microsoft.com/office/word" w:val="1"/>
-    <w:compatSetting w:name="doNotFlipMirrorIndents" w:uri="http://schemas.microsoft.com/office/word" w:val="1"/>
-    <w:compatSetting w:name="differentiateMultirowTableHeaders" w:uri="http://schemas.microsoft.com/office/word" w:val="1"/>
-    <w:compatSetting w:name="useWord2013TrackBottomHyphenation" w:uri="http://schemas.microsoft.com/office/word" w:val="0"/>
-  </w:compat>
-  <w:rsids>
-    <w:rsidRoot w:val="008E6577"/>
-    <w:rsid w:val="00026916"/>
-    <w:rsid w:val="000E6959"/>
-    <w:rsid w:val="006010D7"/>
-    <w:rsid w:val="008009F9"/>
-    <w:rsid w:val="008E6577"/>
-    <w:rsid w:val="00913693"/>
-    <w:rsid w:val="00B534CC"/>
-    <w:rsid w:val="00B86980"/>
-    <w:rsid w:val="00BF7D31"/>
-    <w:rsid w:val="00C8742B"/>
-    <w:rsid w:val="00D66218"/>
-    <w:rsid w:val="00EA4F85"/>
-  </w:rsids>
-  <m:mathPr>
-    <m:mathFont m:val="Cambria Math"/>
-    <m:brkBin m:val="before"/>
-    <m:brkBinSub m:val="--"/>
-    <m:smallFrac m:val="0"/>
-    <m:dispDef/>
-    <m:lMargin m:val="0"/>
-    <m:rMargin m:val="0"/>
-    <m:defJc m:val="centerGroup"/>
-    <m:wrapIndent m:val="1440"/>
-    <m:intLim m:val="subSup"/>
-    <m:naryLim m:val="undOvr"/>
-  </m:mathPr>
-  <w:themeFontLang w:val="en-US"/>
-  <w:clrSchemeMapping w:bg1="light1" w:t1="dark1" w:bg2="light2" w:t2="dark2" w:accent1="accent1" w:accent2="accent2" w:accent3="accent3" w:accent4="accent4" w:accent5="accent5" w:accent6="accent6" w:hyperlink="hyperlink" w:followedHyperlink="followedHyperlink"/>
-  <w:decimalSymbol w:val="."/>
-  <w:listSeparator w:val=","/>
-  <w15:chartTrackingRefBased/>
-</w:settings>
-</file>
-
-<file path=word/glossary/styles2.xml><?xml version="1.0" encoding="utf-8"?>
-<w:styles xmlns:mc="http://schemas.openxmlformats.org/markup-compatibility/2006" xmlns:r="http://schemas.openxmlformats.org/officeDocument/2006/relationships" xmlns:w="http://schemas.openxmlformats.org/wordprocessingml/2006/main" xmlns:w14="http://schemas.microsoft.com/office/word/2010/wordml" xmlns:w15="http://schemas.microsoft.com/office/word/2012/wordml" xmlns:w16cex="http://schemas.microsoft.com/office/word/2018/wordml/cex" xmlns:w16cid="http://schemas.microsoft.com/office/word/2016/wordml/cid" xmlns:w16="http://schemas.microsoft.com/office/word/2018/wordml" xmlns:w16sdtdh="http://schemas.microsoft.com/office/word/2020/wordml/sdtdatahash" xmlns:w16se="http://schemas.microsoft.com/office/word/2015/wordml/symex" mc:Ignorable="w14 w15 w16se w16cid w16 w16cex w16sdtdh">
-  <w:docDefaults>
-    <w:rPrDefault>
-      <w:rPr>
-        <w:rFonts w:asciiTheme="minorHAnsi" w:eastAsiaTheme="minorEastAsia" w:hAnsiTheme="minorHAnsi" w:cstheme="minorBidi"/>
-        <w:sz w:val="24"/>
-        <w:szCs w:val="24"/>
-        <w:lang w:val="en-US" w:eastAsia="en-US" w:bidi="ar-SA"/>
-      </w:rPr>
-    </w:rPrDefault>
-    <w:pPrDefault/>
-  </w:docDefaults>
-  <w:latentStyles w:defLockedState="0" w:defUIPriority="99" w:defSemiHidden="0" w:defUnhideWhenUsed="0" w:defQFormat="0" w:count="376">
-    <w:lsdException w:name="Normal" w:uiPriority="0" w:qFormat="1"/>
-    <w:lsdException w:name="heading 1" w:uiPriority="9" w:qFormat="1"/>
-    <w:lsdException w:name="heading 2" w:semiHidden="1" w:uiPriority="9" w:unhideWhenUsed="1" w:qFormat="1"/>
-    <w:lsdException w:name="heading 3" w:semiHidden="1" w:uiPriority="9" w:unhideWhenUsed="1" w:qFormat="1"/>
-    <w:lsdException w:name="heading 4" w:semiHidden="1" w:uiPriority="9" w:unhideWhenUsed="1" w:qFormat="1"/>
-    <w:lsdException w:name="heading 5" w:semiHidden="1" w:uiPriority="9" w:unhideWhenUsed="1" w:qFormat="1"/>
-    <w:lsdException w:name="heading 6" w:semiHidden="1" w:uiPriority="9" w:unhideWhenUsed="1" w:qFormat="1"/>
-    <w:lsdException w:name="heading 7" w:semiHidden="1" w:uiPriority="9" w:unhideWhenUsed="1" w:qFormat="1"/>
-    <w:lsdException w:name="heading 8" w:semiHidden="1" w:uiPriority="9" w:unhideWhenUsed="1" w:qFormat="1"/>
-    <w:lsdException w:name="heading 9" w:semiHidden="1" w:uiPriority="9" w:unhideWhenUsed="1" w:qFormat="1"/>
-    <w:lsdException w:name="index 1" w:semiHidden="1" w:unhideWhenUsed="1"/>
-    <w:lsdException w:name="index 2" w:semiHidden="1" w:unhideWhenUsed="1"/>
-    <w:lsdException w:name="index 3" w:semiHidden="1" w:unhideWhenUsed="1"/>
-    <w:lsdException w:name="index 4" w:semiHidden="1" w:unhideWhenUsed="1"/>
-    <w:lsdException w:name="index 5" w:semiHidden="1" w:unhideWhenUsed="1"/>
-    <w:lsdException w:name="index 6" w:semiHidden="1" w:unhideWhenUsed="1"/>
-    <w:lsdException w:name="index 7" w:semiHidden="1" w:unhideWhenUsed="1"/>
-    <w:lsdException w:name="index 8" w:semiHidden="1" w:unhideWhenUsed="1"/>
-    <w:lsdException w:name="index 9" w:semiHidden="1" w:unhideWhenUsed="1"/>
-    <w:lsdException w:name="toc 1" w:semiHidden="1" w:uiPriority="39" w:unhideWhenUsed="1"/>
-    <w:lsdException w:name="toc 2" w:semiHidden="1" w:uiPriority="39" w:unhideWhenUsed="1"/>
-    <w:lsdException w:name="toc 3" w:semiHidden="1" w:uiPriority="39" w:unhideWhenUsed="1"/>
-    <w:lsdException w:name="toc 4" w:semiHidden="1" w:uiPriority="39" w:unhideWhenUsed="1"/>
-    <w:lsdException w:name="toc 5" w:semiHidden="1" w:uiPriority="39" w:unhideWhenUsed="1"/>
-    <w:lsdException w:name="toc 6" w:semiHidden="1" w:uiPriority="39" w:unhideWhenUsed="1"/>
-    <w:lsdException w:name="toc 7" w:semiHidden="1" w:uiPriority="39" w:unhideWhenUsed="1"/>
-    <w:lsdException w:name="toc 8" w:semiHidden="1" w:uiPriority="39" w:unhideWhenUsed="1"/>
-    <w:lsdException w:name="toc 9" w:semiHidden="1" w:uiPriority="39" w:unhideWhenUsed="1"/>
-    <w:lsdException w:name="Normal Indent" w:semiHidden="1" w:unhideWhenUsed="1"/>
-    <w:lsdException w:name="footnote text" w:semiHidden="1" w:unhideWhenUsed="1"/>
-    <w:lsdException w:name="annotation text" w:semiHidden="1" w:unhideWhenUsed="1"/>
-    <w:lsdException w:name="header" w:semiHidden="1" w:unhideWhenUsed="1"/>
-    <w:lsdException w:name="footer" w:semiHidden="1" w:unhideWhenUsed="1" w:qFormat="1"/>
-    <w:lsdException w:name="index heading" w:semiHidden="1" w:unhideWhenUsed="1"/>
-    <w:lsdException w:name="caption" w:semiHidden="1" w:uiPriority="35" w:unhideWhenUsed="1" w:qFormat="1"/>
-    <w:lsdException w:name="table of figures" w:semiHidden="1" w:unhideWhenUsed="1"/>
-    <w:lsdException w:name="envelope address" w:semiHidden="1" w:unhideWhenUsed="1"/>
-    <w:lsdException w:name="envelope return" w:semiHidden="1" w:unhideWhenUsed="1"/>
-    <w:lsdException w:name="footnote reference" w:semiHidden="1" w:unhideWhenUsed="1"/>
-    <w:lsdException w:name="annotation reference" w:semiHidden="1" w:unhideWhenUsed="1"/>
-    <w:lsdException w:name="line number" w:semiHidden="1" w:unhideWhenUsed="1"/>
-    <w:lsdException w:name="page number" w:semiHidden="1" w:unhideWhenUsed="1"/>
-    <w:lsdException w:name="endnote reference" w:semiHidden="1" w:unhideWhenUsed="1"/>
-    <w:lsdException w:name="endnote text" w:semiHidden="1" w:unhideWhenUsed="1"/>
-    <w:lsdException w:name="table of authorities" w:semiHidden="1" w:unhideWhenUsed="1"/>
-    <w:lsdException w:name="macro" w:semiHidden="1" w:unhideWhenUsed="1"/>
-    <w:lsdException w:name="toa heading" w:semiHidden="1" w:unhideWhenUsed="1"/>
-    <w:lsdException w:name="List" w:semiHidden="1" w:unhideWhenUsed="1"/>
-    <w:lsdException w:name="List Bullet" w:semiHidden="1" w:uiPriority="10" w:unhideWhenUsed="1" w:qFormat="1"/>
-    <w:lsdException w:name="List Number" w:semiHidden="1" w:unhideWhenUsed="1"/>
-    <w:lsdException w:name="List 2" w:semiHidden="1" w:unhideWhenUsed="1"/>
-    <w:lsdException w:name="List 3" w:semiHidden="1" w:unhideWhenUsed="1"/>
-    <w:lsdException w:name="List 4" w:semiHidden="1" w:unhideWhenUsed="1"/>
-    <w:lsdException w:name="List 5" w:semiHidden="1" w:unhideWhenUsed="1"/>
-    <w:lsdException w:name="List Bullet 2" w:semiHidden="1" w:unhideWhenUsed="1"/>
-    <w:lsdException w:name="List Bullet 3" w:semiHidden="1" w:unhideWhenUsed="1"/>
-    <w:lsdException w:name="List Bullet 4" w:semiHidden="1" w:unhideWhenUsed="1"/>
-    <w:lsdException w:name="List Bullet 5" w:semiHidden="1" w:unhideWhenUsed="1"/>
-    <w:lsdException w:name="List Number 2" w:semiHidden="1" w:unhideWhenUsed="1"/>
-    <w:lsdException w:name="List Number 3" w:semiHidden="1" w:unhideWhenUsed="1"/>
-    <w:lsdException w:name="List Number 4" w:semiHidden="1" w:unhideWhenUsed="1"/>
-    <w:lsdException w:name="List Number 5" w:semiHidden="1" w:unhideWhenUsed="1"/>
-    <w:lsdException w:name="Title" w:uiPriority="10" w:qFormat="1"/>
-    <w:lsdException w:name="Closing" w:semiHidden="1" w:unhideWhenUsed="1"/>
-    <w:lsdException w:name="Signature" w:semiHidden="1" w:unhideWhenUsed="1"/>
-    <w:lsdException w:name="Default Paragraph Font" w:semiHidden="1" w:uiPriority="1" w:unhideWhenUsed="1"/>
-    <w:lsdException w:name="Body Text" w:semiHidden="1" w:unhideWhenUsed="1"/>
-    <w:lsdException w:name="Body Text Indent" w:semiHidden="1" w:unhideWhenUsed="1"/>
-    <w:lsdException w:name="List Continue" w:semiHidden="1" w:unhideWhenUsed="1"/>
-    <w:lsdException w:name="List Continue 2" w:semiHidden="1" w:unhideWhenUsed="1"/>
-    <w:lsdException w:name="List Continue 3" w:semiHidden="1" w:unhideWhenUsed="1"/>
-    <w:lsdException w:name="List Continue 4" w:semiHidden="1" w:unhideWhenUsed="1"/>
-    <w:lsdException w:name="List Continue 5" w:semiHidden="1" w:unhideWhenUsed="1"/>
-    <w:lsdException w:name="Message Header" w:semiHidden="1" w:unhideWhenUsed="1"/>
-    <w:lsdException w:name="Subtitle" w:uiPriority="11" w:qFormat="1"/>
-    <w:lsdException w:name="Salutation" w:semiHidden="1" w:unhideWhenUsed="1"/>
-    <w:lsdException w:name="Date" w:semiHidden="1" w:unhideWhenUsed="1"/>
-    <w:lsdException w:name="Body Text First Indent" w:semiHidden="1" w:unhideWhenUsed="1"/>
-    <w:lsdException w:name="Body Text First Indent 2" w:semiHidden="1" w:unhideWhenUsed="1"/>
-    <w:lsdException w:name="Note Heading" w:semiHidden="1" w:unhideWhenUsed="1"/>
-    <w:lsdException w:name="Body Text 2" w:semiHidden="1" w:unhideWhenUsed="1"/>
-    <w:lsdException w:name="Body Text 3" w:semiHidden="1" w:unhideWhenUsed="1"/>
-    <w:lsdException w:name="Body Text Indent 2" w:semiHidden="1" w:unhideWhenUsed="1"/>
-    <w:lsdException w:name="Body Text Indent 3" w:semiHidden="1" w:unhideWhenUsed="1"/>
-    <w:lsdException w:name="Block Text" w:semiHidden="1" w:unhideWhenUsed="1"/>
-    <w:lsdException w:name="Hyperlink" w:semiHidden="1" w:unhideWhenUsed="1"/>
-    <w:lsdException w:name="FollowedHyperlink" w:semiHidden="1" w:unhideWhenUsed="1"/>
-    <w:lsdException w:name="Strong" w:uiPriority="22" w:qFormat="1"/>
-    <w:lsdException w:name="Emphasis" w:uiPriority="20" w:qFormat="1"/>
-    <w:lsdException w:name="Document Map" w:semiHidden="1" w:unhideWhenUsed="1"/>
-    <w:lsdException w:name="Plain Text" w:semiHidden="1" w:unhideWhenUsed="1"/>
-    <w:lsdException w:name="E-mail Signature" w:semiHidden="1" w:unhideWhenUsed="1"/>
-    <w:lsdException w:name="HTML Top of Form" w:semiHidden="1" w:unhideWhenUsed="1"/>
-    <w:lsdException w:name="HTML Bottom of Form" w:semiHidden="1" w:unhideWhenUsed="1"/>
-    <w:lsdException w:name="Normal (Web)" w:semiHidden="1" w:unhideWhenUsed="1"/>
-    <w:lsdException w:name="HTML Acronym" w:semiHidden="1" w:unhideWhenUsed="1"/>
-    <w:lsdException w:name="HTML Address" w:semiHidden="1" w:unhideWhenUsed="1"/>
-    <w:lsdException w:name="HTML Cite" w:semiHidden="1" w:unhideWhenUsed="1"/>
-    <w:lsdException w:name="HTML Code" w:semiHidden="1" w:unhideWhenUsed="1"/>
-    <w:lsdException w:name="HTML Definition" w:semiHidden="1" w:unhideWhenUsed="1"/>
-    <w:lsdException w:name="HTML Keyboard" w:semiHidden="1" w:unhideWhenUsed="1"/>
-    <w:lsdException w:name="HTML Preformatted" w:semiHidden="1" w:unhideWhenUsed="1"/>
-    <w:lsdException w:name="HTML Sample" w:semiHidden="1" w:unhideWhenUsed="1"/>
-    <w:lsdException w:name="HTML Typewriter" w:semiHidden="1" w:unhideWhenUsed="1"/>
-    <w:lsdException w:name="HTML Variable" w:semiHidden="1" w:unhideWhenUsed="1"/>
-    <w:lsdException w:name="Normal Table" w:semiHidden="1" w:unhideWhenUsed="1"/>
-    <w:lsdException w:name="annotation subject" w:semiHidden="1" w:unhideWhenUsed="1"/>
-    <w:lsdException w:name="No List" w:semiHidden="1" w:unhideWhenUsed="1"/>
-    <w:lsdException w:name="Outline List 1" w:semiHidden="1" w:unhideWhenUsed="1"/>
-    <w:lsdException w:name="Outline List 2" w:semiHidden="1" w:unhideWhenUsed="1"/>
-    <w:lsdException w:name="Outline List 3" w:semiHidden="1" w:unhideWhenUsed="1"/>
-    <w:lsdException w:name="Table Simple 1" w:semiHidden="1" w:unhideWhenUsed="1"/>
-    <w:lsdException w:name="Table Simple 2" w:semiHidden="1" w:unhideWhenUsed="1"/>
-    <w:lsdException w:name="Table Simple 3" w:semiHidden="1" w:unhideWhenUsed="1"/>
-    <w:lsdException w:name="Table Classic 1" w:semiHidden="1" w:unhideWhenUsed="1"/>
-    <w:lsdException w:name="Table Classic 2" w:semiHidden="1" w:unhideWhenUsed="1"/>
-    <w:lsdException w:name="Table Classic 3" w:semiHidden="1" w:unhideWhenUsed="1"/>
-    <w:lsdException w:name="Table Classic 4" w:semiHidden="1" w:unhideWhenUsed="1"/>
-    <w:lsdException w:name="Table Colorful 1" w:semiHidden="1" w:unhideWhenUsed="1"/>
-    <w:lsdException w:name="Table Colorful 2" w:semiHidden="1" w:unhideWhenUsed="1"/>
-    <w:lsdException w:name="Table Colorful 3" w:semiHidden="1" w:unhideWhenUsed="1"/>
-    <w:lsdException w:name="Table Columns 1" w:semiHidden="1" w:unhideWhenUsed="1"/>
-    <w:lsdException w:name="Table Columns 2" w:semiHidden="1" w:unhideWhenUsed="1"/>
-    <w:lsdException w:name="Table Columns 3" w:semiHidden="1" w:unhideWhenUsed="1"/>
-    <w:lsdException w:name="Table Columns 4" w:semiHidden="1" w:unhideWhenUsed="1"/>
-    <w:lsdException w:name="Table Columns 5" w:semiHidden="1" w:unhideWhenUsed="1"/>
-    <w:lsdException w:name="Table Grid 1" w:semiHidden="1" w:unhideWhenUsed="1"/>
-    <w:lsdException w:name="Table Grid 2" w:semiHidden="1" w:unhideWhenUsed="1"/>
-    <w:lsdException w:name="Table Grid 3" w:semiHidden="1" w:unhideWhenUsed="1"/>
-    <w:lsdException w:name="Table Grid 4" w:semiHidden="1" w:unhideWhenUsed="1"/>
-    <w:lsdException w:name="Table Grid 5" w:semiHidden="1" w:unhideWhenUsed="1"/>
-    <w:lsdException w:name="Table Grid 6" w:semiHidden="1" w:unhideWhenUsed="1"/>
-    <w:lsdException w:name="Table Grid 7" w:semiHidden="1" w:unhideWhenUsed="1"/>
-    <w:lsdException w:name="Table Grid 8" w:semiHidden="1" w:unhideWhenUsed="1"/>
-    <w:lsdException w:name="Table List 1" w:semiHidden="1" w:unhideWhenUsed="1"/>
-    <w:lsdException w:name="Table List 2" w:semiHidden="1" w:unhideWhenUsed="1"/>
-    <w:lsdException w:name="Table List 3" w:semiHidden="1" w:unhideWhenUsed="1"/>
-    <w:lsdException w:name="Table List 4" w:semiHidden="1" w:unhideWhenUsed="1"/>
-    <w:lsdException w:name="Table List 5" w:semiHidden="1" w:unhideWhenUsed="1"/>
-    <w:lsdException w:name="Table List 6" w:semiHidden="1" w:unhideWhenUsed="1"/>
-    <w:lsdException w:name="Table List 7" w:semiHidden="1" w:unhideWhenUsed="1"/>
-    <w:lsdException w:name="Table List 8" w:semiHidden="1" w:unhideWhenUsed="1"/>
-    <w:lsdException w:name="Table 3D effects 1" w:semiHidden="1" w:unhideWhenUsed="1"/>
-    <w:lsdException w:name="Table 3D effects 2" w:semiHidden="1" w:unhideWhenUsed="1"/>
-    <w:lsdException w:name="Table 3D effects 3" w:semiHidden="1" w:unhideWhenUsed="1"/>
-    <w:lsdException w:name="Table Contemporary" w:semiHidden="1" w:unhideWhenUsed="1"/>
-    <w:lsdException w:name="Table Elegant" w:semiHidden="1" w:unhideWhenUsed="1"/>
-    <w:lsdException w:name="Table Professional" w:semiHidden="1" w:unhideWhenUsed="1"/>
-    <w:lsdException w:name="Table Subtle 1" w:semiHidden="1" w:unhideWhenUsed="1"/>
-    <w:lsdException w:name="Table Subtle 2" w:semiHidden="1" w:unhideWhenUsed="1"/>
-    <w:lsdException w:name="Table Web 1" w:semiHidden="1" w:unhideWhenUsed="1"/>
-    <w:lsdException w:name="Table Web 2" w:semiHidden="1" w:unhideWhenUsed="1"/>
-    <w:lsdException w:name="Table Web 3" w:semiHidden="1" w:unhideWhenUsed="1"/>
-    <w:lsdException w:name="Balloon Text" w:semiHidden="1" w:unhideWhenUsed="1"/>
-    <w:lsdException w:name="Table Grid" w:uiPriority="39"/>
-    <w:lsdException w:name="Table Theme" w:semiHidden="1" w:unhideWhenUsed="1"/>
-    <w:lsdException w:name="Placeholder Text" w:semiHidden="1"/>
-    <w:lsdException w:name="No Spacing" w:uiPriority="1" w:qFormat="1"/>
-    <w:lsdException w:name="Light Shading" w:uiPriority="60"/>
-    <w:lsdException w:name="Light List" w:uiPriority="61"/>
-    <w:lsdException w:name="Light Grid" w:uiPriority="62"/>
-    <w:lsdException w:name="Medium Shading 1" w:uiPriority="63"/>
-    <w:lsdException w:name="Medium Shading 2" w:uiPriority="64"/>
-    <w:lsdException w:name="Medium List 1" w:uiPriority="65"/>
-    <w:lsdException w:name="Medium List 2" w:uiPriority="66"/>
-    <w:lsdException w:name="Medium Grid 1" w:uiPriority="67"/>
-    <w:lsdException w:name="Medium Grid 2" w:uiPriority="68"/>
-    <w:lsdException w:name="Medium Grid 3" w:uiPriority="69"/>
-    <w:lsdException w:name="Dark List" w:uiPriority="70"/>
-    <w:lsdException w:name="Colorful Shading" w:uiPriority="71"/>
-    <w:lsdException w:name="Colorful List" w:uiPriority="72"/>
-    <w:lsdException w:name="Colorful Grid" w:uiPriority="73"/>
-    <w:lsdException w:name="Light Shading Accent 1" w:uiPriority="60"/>
-    <w:lsdException w:name="Light List Accent 1" w:uiPriority="61"/>
-    <w:lsdException w:name="Light Grid Accent 1" w:uiPriority="62"/>
-    <w:lsdException w:name="Medium Shading 1 Accent 1" w:uiPriority="63"/>
-    <w:lsdException w:name="Medium Shading 2 Accent 1" w:uiPriority="64"/>
-    <w:lsdException w:name="Medium List 1 Accent 1" w:uiPriority="65"/>
-    <w:lsdException w:name="Revision" w:semiHidden="1"/>
-    <w:lsdException w:name="List Paragraph" w:uiPriority="34" w:qFormat="1"/>
-    <w:lsdException w:name="Quote" w:uiPriority="29" w:qFormat="1"/>
-    <w:lsdException w:name="Intense Quote" w:uiPriority="30" w:qFormat="1"/>
-    <w:lsdException w:name="Medium List 2 Accent 1" w:uiPriority="66"/>
-    <w:lsdException w:name="Medium Grid 1 Accent 1" w:uiPriority="67"/>
-    <w:lsdException w:name="Medium Grid 2 Accent 1" w:uiPriority="68"/>
-    <w:lsdException w:name="Medium Grid 3 Accent 1" w:uiPriority="69"/>
-    <w:lsdException w:name="Dark List Accent 1" w:uiPriority="70"/>
-    <w:lsdException w:name="Colorful Shading Accent 1" w:uiPriority="71"/>
-    <w:lsdException w:name="Colorful List Accent 1" w:uiPriority="72"/>
-    <w:lsdException w:name="Colorful Grid Accent 1" w:uiPriority="73"/>
-    <w:lsdException w:name="Light Shading Accent 2" w:uiPriority="60"/>
-    <w:lsdException w:name="Light List Accent 2" w:uiPriority="61"/>
-    <w:lsdException w:name="Light Grid Accent 2" w:uiPriority="62"/>
-    <w:lsdException w:name="Medium Shading 1 Accent 2" w:uiPriority="63"/>
-    <w:lsdException w:name="Medium Shading 2 Accent 2" w:uiPriority="64"/>
-    <w:lsdException w:name="Medium List 1 Accent 2" w:uiPriority="65"/>
-    <w:lsdException w:name="Medium List 2 Accent 2" w:uiPriority="66"/>
-    <w:lsdException w:name="Medium Grid 1 Accent 2" w:uiPriority="67"/>
-    <w:lsdException w:name="Medium Grid 2 Accent 2" w:uiPriority="68"/>
-    <w:lsdException w:name="Medium Grid 3 Accent 2" w:uiPriority="69"/>
-    <w:lsdException w:name="Dark List Accent 2" w:uiPriority="70"/>
-    <w:lsdException w:name="Colorful Shading Accent 2" w:uiPriority="71"/>
-    <w:lsdException w:name="Colorful List Accent 2" w:uiPriority="72"/>
-    <w:lsdException w:name="Colorful Grid Accent 2" w:uiPriority="73"/>
-    <w:lsdException w:name="Light Shading Accent 3" w:uiPriority="60"/>
-    <w:lsdException w:name="Light List Accent 3" w:uiPriority="61"/>
-    <w:lsdException w:name="Light Grid Accent 3" w:uiPriority="62"/>
-    <w:lsdException w:name="Medium Shading 1 Accent 3" w:uiPriority="63"/>
-    <w:lsdException w:name="Medium Shading 2 Accent 3" w:uiPriority="64"/>
-    <w:lsdException w:name="Medium List 1 Accent 3" w:uiPriority="65"/>
-    <w:lsdException w:name="Medium List 2 Accent 3" w:uiPriority="66"/>
-    <w:lsdException w:name="Medium Grid 1 Accent 3" w:uiPriority="67"/>
-    <w:lsdException w:name="Medium Grid 2 Accent 3" w:uiPriority="68"/>
-    <w:lsdException w:name="Medium Grid 3 Accent 3" w:uiPriority="69"/>
-    <w:lsdException w:name="Dark List Accent 3" w:uiPriority="70"/>
-    <w:lsdException w:name="Colorful Shading Accent 3" w:uiPriority="71"/>
-    <w:lsdException w:name="Colorful List Accent 3" w:uiPriority="72"/>
-    <w:lsdException w:name="Colorful Grid Accent 3" w:uiPriority="73"/>
-    <w:lsdException w:name="Light Shading Accent 4" w:uiPriority="60"/>
-    <w:lsdException w:name="Light List Accent 4" w:uiPriority="61"/>
-    <w:lsdException w:name="Light Grid Accent 4" w:uiPriority="62"/>
-    <w:lsdException w:name="Medium Shading 1 Accent 4" w:uiPriority="63"/>
-    <w:lsdException w:name="Medium Shading 2 Accent 4" w:uiPriority="64"/>
-    <w:lsdException w:name="Medium List 1 Accent 4" w:uiPriority="65"/>
-    <w:lsdException w:name="Medium List 2 Accent 4" w:uiPriority="66"/>
-    <w:lsdException w:name="Medium Grid 1 Accent 4" w:uiPriority="67"/>
-    <w:lsdException w:name="Medium Grid 2 Accent 4" w:uiPriority="68"/>
-    <w:lsdException w:name="Medium Grid 3 Accent 4" w:uiPriority="69"/>
-    <w:lsdException w:name="Dark List Accent 4" w:uiPriority="70"/>
-    <w:lsdException w:name="Colorful Shading Accent 4" w:uiPriority="71"/>
-    <w:lsdException w:name="Colorful List Accent 4" w:uiPriority="72"/>
-    <w:lsdException w:name="Colorful Grid Accent 4" w:uiPriority="73"/>
-    <w:lsdException w:name="Light Shading Accent 5" w:uiPriority="60"/>
-    <w:lsdException w:name="Light List Accent 5" w:uiPriority="61"/>
-    <w:lsdException w:name="Light Grid Accent 5" w:uiPriority="62"/>
-    <w:lsdException w:name="Medium Shading 1 Accent 5" w:uiPriority="63"/>
-    <w:lsdException w:name="Medium Shading 2 Accent 5" w:uiPriority="64"/>
-    <w:lsdException w:name="Medium List 1 Accent 5" w:uiPriority="65"/>
-    <w:lsdException w:name="Medium List 2 Accent 5" w:uiPriority="66"/>
-    <w:lsdException w:name="Medium Grid 1 Accent 5" w:uiPriority="67"/>
-    <w:lsdException w:name="Medium Grid 2 Accent 5" w:uiPriority="68"/>
-    <w:lsdException w:name="Medium Grid 3 Accent 5" w:uiPriority="69"/>
-    <w:lsdException w:name="Dark List Accent 5" w:uiPriority="70"/>
-    <w:lsdException w:name="Colorful Shading Accent 5" w:uiPriority="71"/>
-    <w:lsdException w:name="Colorful List Accent 5" w:uiPriority="72"/>
-    <w:lsdException w:name="Colorful Grid Accent 5" w:uiPriority="73"/>
-    <w:lsdException w:name="Light Shading Accent 6" w:uiPriority="60"/>
-    <w:lsdException w:name="Light List Accent 6" w:uiPriority="61"/>
-    <w:lsdException w:name="Light Grid Accent 6" w:uiPriority="62"/>
-    <w:lsdException w:name="Medium Shading 1 Accent 6" w:uiPriority="63"/>
-    <w:lsdException w:name="Medium Shading 2 Accent 6" w:uiPriority="64"/>
-    <w:lsdException w:name="Medium List 1 Accent 6" w:uiPriority="65"/>
-    <w:lsdException w:name="Medium List 2 Accent 6" w:uiPriority="66"/>
-    <w:lsdException w:name="Medium Grid 1 Accent 6" w:uiPriority="67"/>
-    <w:lsdException w:name="Medium Grid 2 Accent 6" w:uiPriority="68"/>
-    <w:lsdException w:name="Medium Grid 3 Accent 6" w:uiPriority="69"/>
-    <w:lsdException w:name="Dark List Accent 6" w:uiPriority="70"/>
-    <w:lsdException w:name="Colorful Shading Accent 6" w:uiPriority="71"/>
-    <w:lsdException w:name="Colorful List Accent 6" w:uiPriority="72"/>
-    <w:lsdException w:name="Colorful Grid Accent 6" w:uiPriority="73"/>
-    <w:lsdException w:name="Subtle Emphasis" w:uiPriority="19" w:qFormat="1"/>
-    <w:lsdException w:name="Intense Emphasis" w:uiPriority="21" w:qFormat="1"/>
-    <w:lsdException w:name="Subtle Reference" w:uiPriority="31" w:qFormat="1"/>
-    <w:lsdException w:name="Intense Reference" w:uiPriority="32" w:qFormat="1"/>
-    <w:lsdException w:name="Book Title" w:uiPriority="33" w:qFormat="1"/>
-    <w:lsdException w:name="Bibliography" w:semiHidden="1" w:uiPriority="37" w:unhideWhenUsed="1"/>
-    <w:lsdException w:name="TOC Heading" w:semiHidden="1" w:uiPriority="39" w:unhideWhenUsed="1" w:qFormat="1"/>
-    <w:lsdException w:name="Plain Table 1" w:uiPriority="41"/>
-    <w:lsdException w:name="Plain Table 2" w:uiPriority="42"/>
-    <w:lsdException w:name="Plain Table 3" w:uiPriority="43"/>
-    <w:lsdException w:name="Plain Table 4" w:uiPriority="44"/>
-    <w:lsdException w:name="Plain Table 5" w:uiPriority="45"/>
-    <w:lsdException w:name="Grid Table Light" w:uiPriority="40"/>
-    <w:lsdException w:name="Grid Table 1 Light" w:uiPriority="46"/>
-    <w:lsdException w:name="Grid Table 2" w:uiPriority="47"/>
-    <w:lsdException w:name="Grid Table 3" w:uiPriority="48"/>
-    <w:lsdException w:name="Grid Table 4" w:uiPriority="49"/>
-    <w:lsdException w:name="Grid Table 5 Dark" w:uiPriority="50"/>
-    <w:lsdException w:name="Grid Table 6 Colorful" w:uiPriority="51"/>
-    <w:lsdException w:name="Grid Table 7 Colorful" w:uiPriority="52"/>
-    <w:lsdException w:name="Grid Table 1 Light Accent 1" w:uiPriority="46"/>
-    <w:lsdException w:name="Grid Table 2 Accent 1" w:uiPriority="47"/>
-    <w:lsdException w:name="Grid Table 3 Accent 1" w:uiPriority="48"/>
-    <w:lsdException w:name="Grid Table 4 Accent 1" w:uiPriority="49"/>
-    <w:lsdException w:name="Grid Table 5 Dark Accent 1" w:uiPriority="50"/>
-    <w:lsdException w:name="Grid Table 6 Colorful Accent 1" w:uiPriority="51"/>
-    <w:lsdException w:name="Grid Table 7 Colorful Accent 1" w:uiPriority="52"/>
-    <w:lsdException w:name="Grid Table 1 Light Accent 2" w:uiPriority="46"/>
-    <w:lsdException w:name="Grid Table 2 Accent 2" w:uiPriority="47"/>
-    <w:lsdException w:name="Grid Table 3 Accent 2" w:uiPriority="48"/>
-    <w:lsdException w:name="Grid Table 4 Accent 2" w:uiPriority="49"/>
-    <w:lsdException w:name="Grid Table 5 Dark Accent 2" w:uiPriority="50"/>
-    <w:lsdException w:name="Grid Table 6 Colorful Accent 2" w:uiPriority="51"/>
-    <w:lsdException w:name="Grid Table 7 Colorful Accent 2" w:uiPriority="52"/>
-    <w:lsdException w:name="Grid Table 1 Light Accent 3" w:uiPriority="46"/>
-    <w:lsdException w:name="Grid Table 2 Accent 3" w:uiPriority="47"/>
-    <w:lsdException w:name="Grid Table 3 Accent 3" w:uiPriority="48"/>
-    <w:lsdException w:name="Grid Table 4 Accent 3" w:uiPriority="49"/>
-    <w:lsdException w:name="Grid Table 5 Dark Accent 3" w:uiPriority="50"/>
-    <w:lsdException w:name="Grid Table 6 Colorful Accent 3" w:uiPriority="51"/>
-    <w:lsdException w:name="Grid Table 7 Colorful Accent 3" w:uiPriority="52"/>
-    <w:lsdException w:name="Grid Table 1 Light Accent 4" w:uiPriority="46"/>
-    <w:lsdException w:name="Grid Table 2 Accent 4" w:uiPriority="47"/>
-    <w:lsdException w:name="Grid Table 3 Accent 4" w:uiPriority="48"/>
-    <w:lsdException w:name="Grid Table 4 Accent 4" w:uiPriority="49"/>
-    <w:lsdException w:name="Grid Table 5 Dark Accent 4" w:uiPriority="50"/>
-    <w:lsdException w:name="Grid Table 6 Colorful Accent 4" w:uiPriority="51"/>
-    <w:lsdException w:name="Grid Table 7 Colorful Accent 4" w:uiPriority="52"/>
-    <w:lsdException w:name="Grid Table 1 Light Accent 5" w:uiPriority="46"/>
-    <w:lsdException w:name="Grid Table 2 Accent 5" w:uiPriority="47"/>
-    <w:lsdException w:name="Grid Table 3 Accent 5" w:uiPriority="48"/>
-    <w:lsdException w:name="Grid Table 4 Accent 5" w:uiPriority="49"/>
-    <w:lsdException w:name="Grid Table 5 Dark Accent 5" w:uiPriority="50"/>
-    <w:lsdException w:name="Grid Table 6 Colorful Accent 5" w:uiPriority="51"/>
-    <w:lsdException w:name="Grid Table 7 Colorful Accent 5" w:uiPriority="52"/>
-    <w:lsdException w:name="Grid Table 1 Light Accent 6" w:uiPriority="46"/>
-    <w:lsdException w:name="Grid Table 2 Accent 6" w:uiPriority="47"/>
-    <w:lsdException w:name="Grid Table 3 Accent 6" w:uiPriority="48"/>
-    <w:lsdException w:name="Grid Table 4 Accent 6" w:uiPriority="49"/>
-    <w:lsdException w:name="Grid Table 5 Dark Accent 6" w:uiPriority="50"/>
-    <w:lsdException w:name="Grid Table 6 Colorful Accent 6" w:uiPriority="51"/>
-    <w:lsdException w:name="Grid Table 7 Colorful Accent 6" w:uiPriority="52"/>
-    <w:lsdException w:name="List Table 1 Light" w:uiPriority="46"/>
-    <w:lsdException w:name="List Table 2" w:uiPriority="47"/>
-    <w:lsdException w:name="List Table 3" w:uiPriority="48"/>
-    <w:lsdException w:name="List Table 4" w:uiPriority="49"/>
-    <w:lsdException w:name="List Table 5 Dark" w:uiPriority="50"/>
-    <w:lsdException w:name="List Table 6 Colorful" w:uiPriority="51"/>
-    <w:lsdException w:name="List Table 7 Colorful" w:uiPriority="52"/>
-    <w:lsdException w:name="List Table 1 Light Accent 1" w:uiPriority="46"/>
-    <w:lsdException w:name="List Table 2 Accent 1" w:uiPriority="47"/>
-    <w:lsdException w:name="List Table 3 Accent 1" w:uiPriority="48"/>
-    <w:lsdException w:name="List Table 4 Accent 1" w:uiPriority="49"/>
-    <w:lsdException w:name="List Table 5 Dark Accent 1" w:uiPriority="50"/>
-    <w:lsdException w:name="List Table 6 Colorful Accent 1" w:uiPriority="51"/>
-    <w:lsdException w:name="List Table 7 Colorful Accent 1" w:uiPriority="52"/>
-    <w:lsdException w:name="List Table 1 Light Accent 2" w:uiPriority="46"/>
-    <w:lsdException w:name="List Table 2 Accent 2" w:uiPriority="47"/>
-    <w:lsdException w:name="List Table 3 Accent 2" w:uiPriority="48"/>
-    <w:lsdException w:name="List Table 4 Accent 2" w:uiPriority="49"/>
-    <w:lsdException w:name="List Table 5 Dark Accent 2" w:uiPriority="50"/>
-    <w:lsdException w:name="List Table 6 Colorful Accent 2" w:uiPriority="51"/>
-    <w:lsdException w:name="List Table 7 Colorful Accent 2" w:uiPriority="52"/>
-    <w:lsdException w:name="List Table 1 Light Accent 3" w:uiPriority="46"/>
-    <w:lsdException w:name="List Table 2 Accent 3" w:uiPriority="47"/>
-    <w:lsdException w:name="List Table 3 Accent 3" w:uiPriority="48"/>
-    <w:lsdException w:name="List Table 4 Accent 3" w:uiPriority="49"/>
-    <w:lsdException w:name="List Table 5 Dark Accent 3" w:uiPriority="50"/>
-    <w:lsdException w:name="List Table 6 Colorful Accent 3" w:uiPriority="51"/>
-    <w:lsdException w:name="List Table 7 Colorful Accent 3" w:uiPriority="52"/>
-    <w:lsdException w:name="List Table 1 Light Accent 4" w:uiPriority="46"/>
-    <w:lsdException w:name="List Table 2 Accent 4" w:uiPriority="47"/>
-    <w:lsdException w:name="List Table 3 Accent 4" w:uiPriority="48"/>
-    <w:lsdException w:name="List Table 4 Accent 4" w:uiPriority="49"/>
-    <w:lsdException w:name="List Table 5 Dark Accent 4" w:uiPriority="50"/>
-    <w:lsdException w:name="List Table 6 Colorful Accent 4" w:uiPriority="51"/>
-    <w:lsdException w:name="List Table 7 Colorful Accent 4" w:uiPriority="52"/>
-    <w:lsdException w:name="List Table 1 Light Accent 5" w:uiPriority="46"/>
-    <w:lsdException w:name="List Table 2 Accent 5" w:uiPriority="47"/>
-    <w:lsdException w:name="List Table 3 Accent 5" w:uiPriority="48"/>
-    <w:lsdException w:name="List Table 4 Accent 5" w:uiPriority="49"/>
-    <w:lsdException w:name="List Table 5 Dark Accent 5" w:uiPriority="50"/>
-    <w:lsdException w:name="List Table 6 Colorful Accent 5" w:uiPriority="51"/>
-    <w:lsdException w:name="List Table 7 Colorful Accent 5" w:uiPriority="52"/>
-    <w:lsdException w:name="List Table 1 Light Accent 6" w:uiPriority="46"/>
-    <w:lsdException w:name="List Table 2 Accent 6" w:uiPriority="47"/>
-    <w:lsdException w:name="List Table 3 Accent 6" w:uiPriority="48"/>
-    <w:lsdException w:name="List Table 4 Accent 6" w:uiPriority="49"/>
-    <w:lsdException w:name="List Table 5 Dark Accent 6" w:uiPriority="50"/>
-    <w:lsdException w:name="List Table 6 Colorful Accent 6" w:uiPriority="51"/>
-    <w:lsdException w:name="List Table 7 Colorful Accent 6" w:uiPriority="52"/>
-    <w:lsdException w:name="Mention" w:semiHidden="1" w:unhideWhenUsed="1"/>
-    <w:lsdException w:name="Smart Hyperlink" w:semiHidden="1" w:unhideWhenUsed="1"/>
-    <w:lsdException w:name="Hashtag" w:semiHidden="1" w:unhideWhenUsed="1"/>
-    <w:lsdException w:name="Unresolved Mention" w:semiHidden="1" w:unhideWhenUsed="1"/>
-    <w:lsdException w:name="Smart Link" w:semiHidden="1" w:unhideWhenUsed="1"/>
-  </w:latentStyles>
-  <w:style w:type="paragraph" w:default="1" w:styleId="Normal">
-    <w:name w:val="Normal"/>
-    <w:qFormat/>
-  </w:style>
-  <w:style w:type="character" w:default="1" w:styleId="DefaultParagraphFont">
-    <w:name w:val="Default Paragraph Font"/>
-    <w:uiPriority w:val="1"/>
-    <w:semiHidden/>
-    <w:unhideWhenUsed/>
-  </w:style>
-  <w:style w:type="table" w:default="1" w:styleId="TableNormal">
-    <w:name w:val="Normal Table"/>
-    <w:uiPriority w:val="99"/>
-    <w:semiHidden/>
-    <w:unhideWhenUsed/>
-    <w:tblPr>
-      <w:tblInd w:w="0" w:type="dxa"/>
-      <w:tblCellMar>
-        <w:top w:w="0" w:type="dxa"/>
-        <w:left w:w="108" w:type="dxa"/>
-        <w:bottom w:w="0" w:type="dxa"/>
-        <w:right w:w="108" w:type="dxa"/>
-      </w:tblCellMar>
-    </w:tblPr>
-  </w:style>
-  <w:style w:type="numbering" w:default="1" w:styleId="NoList">
-    <w:name w:val="No List"/>
-    <w:uiPriority w:val="99"/>
-    <w:semiHidden/>
-    <w:unhideWhenUsed/>
-  </w:style>
-  <w:style w:type="paragraph" w:customStyle="1" w:styleId="F348393D6643FF42AE7536EA0311DE06">
-    <w:name w:val="F348393D6643FF42AE7536EA0311DE06"/>
-  </w:style>
-  <w:style w:type="paragraph" w:customStyle="1" w:styleId="5018F17C50B8DA4A8D9AA9332734107A">
-    <w:name w:val="5018F17C50B8DA4A8D9AA9332734107A"/>
-  </w:style>
-  <w:style w:type="paragraph" w:customStyle="1" w:styleId="814DDC5F3F65AA459AB026276D350D48">
-    <w:name w:val="814DDC5F3F65AA459AB026276D350D48"/>
-  </w:style>
-  <w:style w:type="paragraph" w:customStyle="1" w:styleId="0BE6CECB60BF354A820A59EE5D883B02">
-    <w:name w:val="0BE6CECB60BF354A820A59EE5D883B02"/>
-  </w:style>
-  <w:style w:type="paragraph" w:customStyle="1" w:styleId="98D6BF4F94238047855AB1AAF151337B">
-    <w:name w:val="98D6BF4F94238047855AB1AAF151337B"/>
-  </w:style>
-  <w:style w:type="paragraph" w:customStyle="1" w:styleId="3082B2D0D1D8394F8297D8A5EC23C232">
-    <w:name w:val="3082B2D0D1D8394F8297D8A5EC23C232"/>
-  </w:style>
-  <w:style w:type="paragraph" w:customStyle="1" w:styleId="2C6E44C2AE85A642B22A2BA43894BD53">
-    <w:name w:val="2C6E44C2AE85A642B22A2BA43894BD53"/>
-  </w:style>
-  <w:style w:type="paragraph" w:customStyle="1" w:styleId="7251A981C9FFC446975740C50A755B6E">
-    <w:name w:val="7251A981C9FFC446975740C50A755B6E"/>
-  </w:style>
-  <w:style w:type="paragraph" w:customStyle="1" w:styleId="20B579E30115C24482A552B31071DF14">
-    <w:name w:val="20B579E30115C24482A552B31071DF14"/>
-  </w:style>
-  <w:style w:type="paragraph" w:styleId="ListBullet">
-    <w:name w:val="List Bullet"/>
-    <w:basedOn w:val="Normal"/>
-    <w:uiPriority w:val="10"/>
-    <w:qFormat/>
-    <w:rsid w:val="00C8742B"/>
-    <w:pPr>
-      <w:numPr>
-        <w:numId w:val="1"/>
-      </w:numPr>
-      <w:spacing w:before="100" w:after="100"/>
-      <w:contextualSpacing/>
-    </w:pPr>
-    <w:rPr>
-      <w:color w:val="404040" w:themeColor="text1" w:themeTint="BF"/>
-      <w:sz w:val="20"/>
-      <w:szCs w:val="21"/>
-      <w:lang w:eastAsia="ja-JP"/>
-    </w:rPr>
-  </w:style>
-  <w:style w:type="paragraph" w:customStyle="1" w:styleId="84DCD47F41167B499E8E2FB85E2FF5CE">
-    <w:name w:val="84DCD47F41167B499E8E2FB85E2FF5CE"/>
-  </w:style>
-  <w:style w:type="paragraph" w:customStyle="1" w:styleId="2BE0B3499B65D447A381185AD0D4EF11">
-    <w:name w:val="2BE0B3499B65D447A381185AD0D4EF11"/>
-  </w:style>
-  <w:style w:type="paragraph" w:customStyle="1" w:styleId="3805DFF73213BF48AEC682F91EA76A61">
-    <w:name w:val="3805DFF73213BF48AEC682F91EA76A61"/>
-  </w:style>
-  <w:style w:type="paragraph" w:customStyle="1" w:styleId="ECCDE708D5C3B54D99E5904698F7C47B">
-    <w:name w:val="ECCDE708D5C3B54D99E5904698F7C47B"/>
-  </w:style>
-  <w:style w:type="paragraph" w:customStyle="1" w:styleId="8EC32BCDBEF79D40A37DEAB02BA23C1E">
-    <w:name w:val="8EC32BCDBEF79D40A37DEAB02BA23C1E"/>
-  </w:style>
-  <w:style w:type="character" w:styleId="PlaceholderText">
-    <w:name w:val="Placeholder Text"/>
-    <w:basedOn w:val="DefaultParagraphFont"/>
-    <w:uiPriority w:val="99"/>
-    <w:semiHidden/>
-    <w:rsid w:val="00C8742B"/>
-    <w:rPr>
-      <w:color w:val="808080"/>
-    </w:rPr>
-  </w:style>
-  <w:style w:type="character" w:styleId="Emphasis">
-    <w:name w:val="Emphasis"/>
-    <w:basedOn w:val="DefaultParagraphFont"/>
-    <w:uiPriority w:val="20"/>
-    <w:qFormat/>
-    <w:rsid w:val="00C8742B"/>
-    <w:rPr>
-      <w:b/>
-      <w:i w:val="0"/>
-      <w:iCs/>
-      <w:color w:val="BF8F00" w:themeColor="accent4" w:themeShade="BF"/>
-    </w:rPr>
-  </w:style>
-  <w:style w:type="paragraph" w:customStyle="1" w:styleId="A5EFC04272D9476F8FC33BB9ACF40EF1">
-    <w:name w:val="A5EFC04272D9476F8FC33BB9ACF40EF1"/>
-    <w:rsid w:val="00C8742B"/>
-    <w:pPr>
-      <w:spacing w:before="360" w:after="120" w:line="264" w:lineRule="auto"/>
-      <w:contextualSpacing/>
-    </w:pPr>
-    <w:rPr>
-      <w:sz w:val="20"/>
-      <w:szCs w:val="20"/>
-      <w:lang w:eastAsia="ja-JP"/>
-    </w:rPr>
-  </w:style>
-  <w:style w:type="paragraph" w:customStyle="1" w:styleId="DB739766616B4B5B8413341061558FFC">
-    <w:name w:val="DB739766616B4B5B8413341061558FFC"/>
-    <w:rsid w:val="00C8742B"/>
-    <w:pPr>
-      <w:spacing w:before="360" w:after="120" w:line="264" w:lineRule="auto"/>
-      <w:contextualSpacing/>
-    </w:pPr>
-    <w:rPr>
-      <w:sz w:val="20"/>
-      <w:szCs w:val="20"/>
-      <w:lang w:eastAsia="ja-JP"/>
-    </w:rPr>
-  </w:style>
-  <w:style w:type="paragraph" w:customStyle="1" w:styleId="018B7BEE15244EE68D40066CD1C02431">
-    <w:name w:val="018B7BEE15244EE68D40066CD1C02431"/>
-    <w:rsid w:val="00C8742B"/>
-    <w:pPr>
-      <w:spacing w:before="360" w:after="120" w:line="264" w:lineRule="auto"/>
-      <w:contextualSpacing/>
-    </w:pPr>
-    <w:rPr>
-      <w:sz w:val="20"/>
-      <w:szCs w:val="20"/>
-      <w:lang w:eastAsia="ja-JP"/>
-    </w:rPr>
-  </w:style>
-  <w:style w:type="paragraph" w:customStyle="1" w:styleId="14711A17E4A449A29AE4099D99905F0D">
-    <w:name w:val="14711A17E4A449A29AE4099D99905F0D"/>
-    <w:rsid w:val="00C8742B"/>
-    <w:pPr>
-      <w:spacing w:before="360" w:after="120" w:line="264" w:lineRule="auto"/>
-      <w:contextualSpacing/>
-    </w:pPr>
-    <w:rPr>
-      <w:sz w:val="20"/>
-      <w:szCs w:val="20"/>
-      <w:lang w:eastAsia="ja-JP"/>
-    </w:rPr>
-  </w:style>
-  <w:style w:type="paragraph" w:styleId="Footer">
-    <w:name w:val="footer"/>
-    <w:basedOn w:val="Normal"/>
-    <w:link w:val="FooterChar"/>
-    <w:uiPriority w:val="99"/>
-    <w:unhideWhenUsed/>
-    <w:qFormat/>
-    <w:rsid w:val="00C8742B"/>
-    <w:pPr>
-      <w:jc w:val="right"/>
-    </w:pPr>
-    <w:rPr>
-      <w:color w:val="4472C4" w:themeColor="accent1"/>
-      <w:sz w:val="20"/>
-      <w:szCs w:val="20"/>
-      <w:lang w:eastAsia="ja-JP"/>
-    </w:rPr>
-  </w:style>
-  <w:style w:type="character" w:customStyle="1" w:styleId="FooterChar">
-    <w:name w:val="Footer Char"/>
-    <w:basedOn w:val="DefaultParagraphFont"/>
-    <w:link w:val="Footer"/>
-    <w:uiPriority w:val="99"/>
-    <w:rsid w:val="00C8742B"/>
-    <w:rPr>
-      <w:color w:val="4472C4" w:themeColor="accent1"/>
-      <w:sz w:val="20"/>
-      <w:szCs w:val="20"/>
-      <w:lang w:eastAsia="ja-JP"/>
-    </w:rPr>
-  </w:style>
-  <w:style w:type="paragraph" w:customStyle="1" w:styleId="2BE0B3499B65D447A381185AD0D4EF111">
-    <w:name w:val="2BE0B3499B65D447A381185AD0D4EF111"/>
-    <w:rsid w:val="00C8742B"/>
-    <w:pPr>
-      <w:spacing w:after="120" w:line="264" w:lineRule="auto"/>
-    </w:pPr>
-    <w:rPr>
-      <w:rFonts w:ascii="Century Gothic" w:hAnsi="Century Gothic"/>
-      <w:color w:val="404040" w:themeColor="text1" w:themeTint="BF"/>
-      <w:sz w:val="20"/>
-      <w:szCs w:val="20"/>
-      <w:lang w:eastAsia="ja-JP"/>
-    </w:rPr>
-  </w:style>
-  <w:style w:type="paragraph" w:styleId="BalloonText">
-    <w:name w:val="Balloon Text"/>
-    <w:basedOn w:val="Normal"/>
-    <w:link w:val="BalloonTextChar"/>
-    <w:uiPriority w:val="99"/>
-    <w:semiHidden/>
-    <w:unhideWhenUsed/>
-    <w:rsid w:val="00C8742B"/>
-    <w:rPr>
-      <w:rFonts w:ascii="Segoe UI" w:hAnsi="Segoe UI" w:cs="Segoe UI"/>
-      <w:color w:val="404040" w:themeColor="text1" w:themeTint="BF"/>
-      <w:sz w:val="18"/>
-      <w:szCs w:val="18"/>
-      <w:lang w:eastAsia="ja-JP"/>
-    </w:rPr>
-  </w:style>
-  <w:style w:type="character" w:customStyle="1" w:styleId="BalloonTextChar">
-    <w:name w:val="Balloon Text Char"/>
-    <w:basedOn w:val="DefaultParagraphFont"/>
-    <w:link w:val="BalloonText"/>
-    <w:uiPriority w:val="99"/>
-    <w:semiHidden/>
-    <w:rsid w:val="00C8742B"/>
-    <w:rPr>
-      <w:rFonts w:ascii="Segoe UI" w:hAnsi="Segoe UI" w:cs="Segoe UI"/>
-      <w:color w:val="404040" w:themeColor="text1" w:themeTint="BF"/>
-      <w:sz w:val="18"/>
-      <w:szCs w:val="18"/>
-      <w:lang w:eastAsia="ja-JP"/>
-    </w:rPr>
-  </w:style>
-  <w:style w:type="paragraph" w:customStyle="1" w:styleId="8EC32BCDBEF79D40A37DEAB02BA23C1E1">
-    <w:name w:val="8EC32BCDBEF79D40A37DEAB02BA23C1E1"/>
-    <w:rsid w:val="00C8742B"/>
-    <w:pPr>
-      <w:spacing w:after="120" w:line="264" w:lineRule="auto"/>
-    </w:pPr>
-    <w:rPr>
-      <w:rFonts w:ascii="Century Gothic" w:hAnsi="Century Gothic"/>
-      <w:color w:val="404040" w:themeColor="text1" w:themeTint="BF"/>
-      <w:sz w:val="20"/>
-      <w:szCs w:val="20"/>
-      <w:lang w:eastAsia="ja-JP"/>
-    </w:rPr>
-  </w:style>
-  <w:style w:type="paragraph" w:customStyle="1" w:styleId="A5EFC04272D9476F8FC33BB9ACF40EF11">
-    <w:name w:val="A5EFC04272D9476F8FC33BB9ACF40EF11"/>
-    <w:rsid w:val="00C8742B"/>
-    <w:pPr>
-      <w:spacing w:before="360" w:after="120" w:line="264" w:lineRule="auto"/>
-      <w:contextualSpacing/>
-    </w:pPr>
-    <w:rPr>
-      <w:sz w:val="20"/>
-      <w:szCs w:val="20"/>
-      <w:lang w:eastAsia="ja-JP"/>
-    </w:rPr>
-  </w:style>
-  <w:style w:type="paragraph" w:customStyle="1" w:styleId="DB739766616B4B5B8413341061558FFC1">
-    <w:name w:val="DB739766616B4B5B8413341061558FFC1"/>
-    <w:rsid w:val="00C8742B"/>
-    <w:pPr>
-      <w:spacing w:before="360" w:after="120" w:line="264" w:lineRule="auto"/>
-      <w:contextualSpacing/>
-    </w:pPr>
-    <w:rPr>
-      <w:sz w:val="20"/>
-      <w:szCs w:val="20"/>
-      <w:lang w:eastAsia="ja-JP"/>
-    </w:rPr>
-  </w:style>
-  <w:style w:type="paragraph" w:customStyle="1" w:styleId="018B7BEE15244EE68D40066CD1C024311">
-    <w:name w:val="018B7BEE15244EE68D40066CD1C024311"/>
-    <w:rsid w:val="00C8742B"/>
-    <w:pPr>
-      <w:spacing w:before="360" w:after="120" w:line="264" w:lineRule="auto"/>
-      <w:contextualSpacing/>
-    </w:pPr>
-    <w:rPr>
-      <w:sz w:val="20"/>
-      <w:szCs w:val="20"/>
-      <w:lang w:eastAsia="ja-JP"/>
-    </w:rPr>
-  </w:style>
-  <w:style w:type="paragraph" w:customStyle="1" w:styleId="14711A17E4A449A29AE4099D99905F0D1">
-    <w:name w:val="14711A17E4A449A29AE4099D99905F0D1"/>
-    <w:rsid w:val="00C8742B"/>
-    <w:pPr>
-      <w:spacing w:before="360" w:after="120" w:line="264" w:lineRule="auto"/>
-      <w:contextualSpacing/>
-    </w:pPr>
-    <w:rPr>
-      <w:sz w:val="20"/>
-      <w:szCs w:val="20"/>
-      <w:lang w:eastAsia="ja-JP"/>
-    </w:rPr>
-  </w:style>
-  <w:style w:type="paragraph" w:customStyle="1" w:styleId="B6651E4959054B3F8DC14B4F63964F2A">
-    <w:name w:val="B6651E4959054B3F8DC14B4F63964F2A"/>
-    <w:rsid w:val="00C8742B"/>
-    <w:pPr>
-      <w:spacing w:after="120" w:line="264" w:lineRule="auto"/>
-    </w:pPr>
-    <w:rPr>
-      <w:rFonts w:ascii="Century Gothic" w:hAnsi="Century Gothic"/>
-      <w:color w:val="404040" w:themeColor="text1" w:themeTint="BF"/>
-      <w:sz w:val="20"/>
-      <w:szCs w:val="20"/>
-      <w:lang w:eastAsia="ja-JP"/>
-    </w:rPr>
-  </w:style>
-  <w:style w:type="paragraph" w:customStyle="1" w:styleId="2BE0B3499B65D447A381185AD0D4EF112">
-    <w:name w:val="2BE0B3499B65D447A381185AD0D4EF112"/>
-    <w:rsid w:val="00C8742B"/>
-    <w:pPr>
-      <w:spacing w:after="120" w:line="264" w:lineRule="auto"/>
-    </w:pPr>
-    <w:rPr>
-      <w:rFonts w:ascii="Century Gothic" w:hAnsi="Century Gothic"/>
-      <w:color w:val="404040" w:themeColor="text1" w:themeTint="BF"/>
-      <w:sz w:val="20"/>
-      <w:szCs w:val="20"/>
-      <w:lang w:eastAsia="ja-JP"/>
-    </w:rPr>
-  </w:style>
-  <w:style w:type="paragraph" w:customStyle="1" w:styleId="8EC32BCDBEF79D40A37DEAB02BA23C1E2">
-    <w:name w:val="8EC32BCDBEF79D40A37DEAB02BA23C1E2"/>
-    <w:rsid w:val="00C8742B"/>
-    <w:pPr>
-      <w:spacing w:after="120" w:line="264" w:lineRule="auto"/>
-    </w:pPr>
-    <w:rPr>
-      <w:rFonts w:ascii="Century Gothic" w:hAnsi="Century Gothic"/>
-      <w:color w:val="404040" w:themeColor="text1" w:themeTint="BF"/>
-      <w:sz w:val="20"/>
-      <w:szCs w:val="20"/>
-      <w:lang w:eastAsia="ja-JP"/>
-    </w:rPr>
-  </w:style>
-  <w:style w:type="paragraph" w:customStyle="1" w:styleId="A5EFC04272D9476F8FC33BB9ACF40EF12">
-    <w:name w:val="A5EFC04272D9476F8FC33BB9ACF40EF12"/>
-    <w:rsid w:val="00C8742B"/>
-    <w:pPr>
-      <w:spacing w:before="360" w:after="120" w:line="264" w:lineRule="auto"/>
-      <w:contextualSpacing/>
-    </w:pPr>
-    <w:rPr>
-      <w:sz w:val="20"/>
-      <w:szCs w:val="20"/>
-      <w:lang w:eastAsia="ja-JP"/>
-    </w:rPr>
-  </w:style>
-  <w:style w:type="paragraph" w:customStyle="1" w:styleId="DB739766616B4B5B8413341061558FFC2">
-    <w:name w:val="DB739766616B4B5B8413341061558FFC2"/>
-    <w:rsid w:val="00C8742B"/>
-    <w:pPr>
-      <w:spacing w:before="360" w:after="120" w:line="264" w:lineRule="auto"/>
-      <w:contextualSpacing/>
-    </w:pPr>
-    <w:rPr>
-      <w:sz w:val="20"/>
-      <w:szCs w:val="20"/>
-      <w:lang w:eastAsia="ja-JP"/>
-    </w:rPr>
-  </w:style>
-  <w:style w:type="paragraph" w:customStyle="1" w:styleId="018B7BEE15244EE68D40066CD1C024312">
-    <w:name w:val="018B7BEE15244EE68D40066CD1C024312"/>
-    <w:rsid w:val="00C8742B"/>
-    <w:pPr>
-      <w:spacing w:before="360" w:after="120" w:line="264" w:lineRule="auto"/>
-      <w:contextualSpacing/>
-    </w:pPr>
-    <w:rPr>
-      <w:sz w:val="20"/>
-      <w:szCs w:val="20"/>
-      <w:lang w:eastAsia="ja-JP"/>
-    </w:rPr>
-  </w:style>
-  <w:style w:type="paragraph" w:customStyle="1" w:styleId="14711A17E4A449A29AE4099D99905F0D2">
-    <w:name w:val="14711A17E4A449A29AE4099D99905F0D2"/>
-    <w:rsid w:val="00C8742B"/>
-    <w:pPr>
-      <w:spacing w:before="360" w:after="120" w:line="264" w:lineRule="auto"/>
-      <w:contextualSpacing/>
-    </w:pPr>
-    <w:rPr>
-      <w:sz w:val="20"/>
-      <w:szCs w:val="20"/>
-      <w:lang w:eastAsia="ja-JP"/>
-    </w:rPr>
-  </w:style>
-  <w:style w:type="paragraph" w:customStyle="1" w:styleId="2BE0B3499B65D447A381185AD0D4EF113">
-    <w:name w:val="2BE0B3499B65D447A381185AD0D4EF113"/>
-    <w:rsid w:val="00C8742B"/>
-    <w:pPr>
-      <w:spacing w:after="120" w:line="264" w:lineRule="auto"/>
-    </w:pPr>
-    <w:rPr>
-      <w:rFonts w:ascii="Century Gothic" w:hAnsi="Century Gothic"/>
-      <w:color w:val="404040" w:themeColor="text1" w:themeTint="BF"/>
-      <w:sz w:val="20"/>
-      <w:szCs w:val="20"/>
-      <w:lang w:eastAsia="ja-JP"/>
-    </w:rPr>
-  </w:style>
-  <w:style w:type="paragraph" w:customStyle="1" w:styleId="8EC32BCDBEF79D40A37DEAB02BA23C1E3">
-    <w:name w:val="8EC32BCDBEF79D40A37DEAB02BA23C1E3"/>
-    <w:rsid w:val="00C8742B"/>
-    <w:pPr>
-      <w:spacing w:after="120" w:line="264" w:lineRule="auto"/>
-    </w:pPr>
-    <w:rPr>
-      <w:rFonts w:ascii="Century Gothic" w:hAnsi="Century Gothic"/>
-      <w:color w:val="404040" w:themeColor="text1" w:themeTint="BF"/>
-      <w:sz w:val="20"/>
-      <w:szCs w:val="20"/>
-      <w:lang w:eastAsia="ja-JP"/>
-    </w:rPr>
-  </w:style>
-  <w:style w:type="paragraph" w:customStyle="1" w:styleId="A5EFC04272D9476F8FC33BB9ACF40EF13">
-    <w:name w:val="A5EFC04272D9476F8FC33BB9ACF40EF13"/>
-    <w:rsid w:val="00C8742B"/>
-    <w:pPr>
-      <w:spacing w:before="360" w:after="120" w:line="264" w:lineRule="auto"/>
-      <w:contextualSpacing/>
-    </w:pPr>
-    <w:rPr>
-      <w:sz w:val="20"/>
-      <w:szCs w:val="20"/>
-      <w:lang w:eastAsia="ja-JP"/>
-    </w:rPr>
-  </w:style>
-  <w:style w:type="paragraph" w:customStyle="1" w:styleId="DB739766616B4B5B8413341061558FFC3">
-    <w:name w:val="DB739766616B4B5B8413341061558FFC3"/>
-    <w:rsid w:val="00C8742B"/>
-    <w:pPr>
-      <w:spacing w:before="360" w:after="120" w:line="264" w:lineRule="auto"/>
-      <w:contextualSpacing/>
-    </w:pPr>
-    <w:rPr>
-      <w:sz w:val="20"/>
-      <w:szCs w:val="20"/>
-      <w:lang w:eastAsia="ja-JP"/>
-    </w:rPr>
-  </w:style>
-  <w:style w:type="paragraph" w:customStyle="1" w:styleId="018B7BEE15244EE68D40066CD1C024313">
-    <w:name w:val="018B7BEE15244EE68D40066CD1C024313"/>
-    <w:rsid w:val="00C8742B"/>
-    <w:pPr>
-      <w:spacing w:before="360" w:after="120" w:line="264" w:lineRule="auto"/>
-      <w:contextualSpacing/>
-    </w:pPr>
-    <w:rPr>
-      <w:sz w:val="20"/>
-      <w:szCs w:val="20"/>
-      <w:lang w:eastAsia="ja-JP"/>
-    </w:rPr>
-  </w:style>
-  <w:style w:type="paragraph" w:customStyle="1" w:styleId="14711A17E4A449A29AE4099D99905F0D3">
-    <w:name w:val="14711A17E4A449A29AE4099D99905F0D3"/>
-    <w:rsid w:val="00C8742B"/>
-    <w:pPr>
-      <w:spacing w:before="360" w:after="120" w:line="264" w:lineRule="auto"/>
-      <w:contextualSpacing/>
-    </w:pPr>
-    <w:rPr>
-      <w:sz w:val="20"/>
-      <w:szCs w:val="20"/>
-      <w:lang w:eastAsia="ja-JP"/>
-    </w:rPr>
-  </w:style>
-  <w:style w:type="paragraph" w:customStyle="1" w:styleId="2BE0B3499B65D447A381185AD0D4EF114">
-    <w:name w:val="2BE0B3499B65D447A381185AD0D4EF114"/>
-    <w:rsid w:val="00C8742B"/>
-    <w:pPr>
-      <w:spacing w:after="120" w:line="264" w:lineRule="auto"/>
-    </w:pPr>
-    <w:rPr>
-      <w:color w:val="404040" w:themeColor="text1" w:themeTint="BF"/>
-      <w:sz w:val="20"/>
-      <w:szCs w:val="20"/>
-      <w:lang w:eastAsia="ja-JP"/>
-    </w:rPr>
-  </w:style>
-  <w:style w:type="paragraph" w:customStyle="1" w:styleId="8EC32BCDBEF79D40A37DEAB02BA23C1E4">
-    <w:name w:val="8EC32BCDBEF79D40A37DEAB02BA23C1E4"/>
-    <w:rsid w:val="00C8742B"/>
-    <w:pPr>
-      <w:spacing w:after="120" w:line="264" w:lineRule="auto"/>
-    </w:pPr>
-    <w:rPr>
-      <w:color w:val="404040" w:themeColor="text1" w:themeTint="BF"/>
-      <w:sz w:val="20"/>
-      <w:szCs w:val="20"/>
-      <w:lang w:eastAsia="ja-JP"/>
-    </w:rPr>
-  </w:style>
-</w:styles>
-</file>
-
-<file path=word/glossary/webSettings.xml><?xml version="1.0" encoding="utf-8"?>
-<w:webSettings xmlns:mc="http://schemas.openxmlformats.org/markup-compatibility/2006" xmlns:r="http://schemas.openxmlformats.org/officeDocument/2006/relationships" xmlns:w="http://schemas.openxmlformats.org/wordprocessingml/2006/main" xmlns:w14="http://schemas.microsoft.com/office/word/2010/wordml" xmlns:w15="http://schemas.microsoft.com/office/word/2012/wordml" xmlns:w16cex="http://schemas.microsoft.com/office/word/2018/wordml/cex" xmlns:w16cid="http://schemas.microsoft.com/office/word/2016/wordml/cid" xmlns:w16="http://schemas.microsoft.com/office/word/2018/wordml" xmlns:w16sdtdh="http://schemas.microsoft.com/office/word/2020/wordml/sdtdatahash" xmlns:w16se="http://schemas.microsoft.com/office/word/2015/wordml/symex" mc:Ignorable="w14 w15 w16se w16cid w16 w16cex w16sdtdh">
-  <w:optimizeForBrowser/>
-  <w:allowPNG/>
-</w:webSettings>
-</file>
-
 <file path=word/theme/theme11.xml><?xml version="1.0" encoding="utf-8"?>
 <a:theme xmlns:a="http://schemas.openxmlformats.org/drawingml/2006/main" name="Office Theme">
   <a:themeElements>
@@ -5821,347 +3795,6 @@
 </a:theme>
 </file>
 
-<file path=customXml/item12.xml><?xml version="1.0" encoding="utf-8"?>
-<ct:contentTypeSchema xmlns:ct="http://schemas.microsoft.com/office/2006/metadata/contentType" xmlns:ma="http://schemas.microsoft.com/office/2006/metadata/properties/metaAttributes" ct:_="" ma:_="" ma:contentTypeName="Document" ma:contentTypeID="0x01010079F111ED35F8CC479449609E8A0923A6" ma:contentTypeVersion="26" ma:contentTypeDescription="Create a new document." ma:contentTypeScope="" ma:versionID="ac37c1753acd5e330d2062ccec26ea66">
-  <xsd:schema xmlns:xsd="http://www.w3.org/2001/XMLSchema" xmlns:xs="http://www.w3.org/2001/XMLSchema" xmlns:p="http://schemas.microsoft.com/office/2006/metadata/properties" xmlns:ns1="http://schemas.microsoft.com/sharepoint/v3" xmlns:ns2="71af3243-3dd4-4a8d-8c0d-dd76da1f02a5" xmlns:ns3="16c05727-aa75-4e4a-9b5f-8a80a1165891" xmlns:ns4="230e9df3-be65-4c73-a93b-d1236ebd677e" targetNamespace="http://schemas.microsoft.com/office/2006/metadata/properties" ma:root="true" ma:fieldsID="3b340c7101c92c5120abd06486f94548" ns1:_="" ns2:_="" ns3:_="" ns4:_="">
-    <xsd:import namespace="http://schemas.microsoft.com/sharepoint/v3"/>
-    <xsd:import namespace="71af3243-3dd4-4a8d-8c0d-dd76da1f02a5"/>
-    <xsd:import namespace="16c05727-aa75-4e4a-9b5f-8a80a1165891"/>
-    <xsd:import namespace="230e9df3-be65-4c73-a93b-d1236ebd677e"/>
-    <xsd:element name="properties">
-      <xsd:complexType>
-        <xsd:sequence>
-          <xsd:element name="documentManagement">
-            <xsd:complexType>
-              <xsd:all>
-                <xsd:element ref="ns2:Status" minOccurs="0"/>
-                <xsd:element ref="ns2:Image" minOccurs="0"/>
-                <xsd:element ref="ns2:MediaServiceMetadata" minOccurs="0"/>
-                <xsd:element ref="ns2:MediaServiceFastMetadata" minOccurs="0"/>
-                <xsd:element ref="ns2:MediaServiceOCR" minOccurs="0"/>
-                <xsd:element ref="ns2:MediaServiceAutoTags" minOccurs="0"/>
-                <xsd:element ref="ns2:MediaServiceEventHashCode" minOccurs="0"/>
-                <xsd:element ref="ns2:MediaServiceGenerationTime" minOccurs="0"/>
-                <xsd:element ref="ns3:SharedWithUsers" minOccurs="0"/>
-                <xsd:element ref="ns3:SharedWithDetails" minOccurs="0"/>
-                <xsd:element ref="ns2:MediaServiceAutoKeyPoints" minOccurs="0"/>
-                <xsd:element ref="ns2:MediaServiceKeyPoints" minOccurs="0"/>
-                <xsd:element ref="ns2:MediaServiceDateTaken" minOccurs="0"/>
-                <xsd:element ref="ns1:_ip_UnifiedCompliancePolicyProperties" minOccurs="0"/>
-                <xsd:element ref="ns1:_ip_UnifiedCompliancePolicyUIAction" minOccurs="0"/>
-                <xsd:element ref="ns4:TaxCatchAll" minOccurs="0"/>
-                <xsd:element ref="ns2:ImageTagsTaxHTField" minOccurs="0"/>
-                <xsd:element ref="ns2:MediaServiceLocation" minOccurs="0"/>
-                <xsd:element ref="ns2:MediaLengthInSeconds" minOccurs="0"/>
-                <xsd:element ref="ns2:Background" minOccurs="0"/>
-                <xsd:element ref="ns2:MediaServiceSearchProperties" minOccurs="0"/>
-                <xsd:element ref="ns2:MediaServiceDocTags" minOccurs="0"/>
-              </xsd:all>
-            </xsd:complexType>
-          </xsd:element>
-        </xsd:sequence>
-      </xsd:complexType>
-    </xsd:element>
-  </xsd:schema>
-  <xsd:schema xmlns:xsd="http://www.w3.org/2001/XMLSchema" xmlns:xs="http://www.w3.org/2001/XMLSchema" xmlns:dms="http://schemas.microsoft.com/office/2006/documentManagement/types" xmlns:pc="http://schemas.microsoft.com/office/infopath/2007/PartnerControls" targetNamespace="http://schemas.microsoft.com/sharepoint/v3" elementFormDefault="qualified">
-    <xsd:import namespace="http://schemas.microsoft.com/office/2006/documentManagement/types"/>
-    <xsd:import namespace="http://schemas.microsoft.com/office/infopath/2007/PartnerControls"/>
-    <xsd:element name="_ip_UnifiedCompliancePolicyProperties" ma:index="20" nillable="true" ma:displayName="Unified Compliance Policy Properties" ma:hidden="true" ma:internalName="_ip_UnifiedCompliancePolicyProperties" ma:readOnly="false">
-      <xsd:simpleType>
-        <xsd:restriction base="dms:Note"/>
-      </xsd:simpleType>
-    </xsd:element>
-    <xsd:element name="_ip_UnifiedCompliancePolicyUIAction" ma:index="21" nillable="true" ma:displayName="Unified Compliance Policy UI Action" ma:hidden="true" ma:internalName="_ip_UnifiedCompliancePolicyUIAction" ma:readOnly="false">
-      <xsd:simpleType>
-        <xsd:restriction base="dms:Text"/>
-      </xsd:simpleType>
-    </xsd:element>
-  </xsd:schema>
-  <xsd:schema xmlns:xsd="http://www.w3.org/2001/XMLSchema" xmlns:xs="http://www.w3.org/2001/XMLSchema" xmlns:dms="http://schemas.microsoft.com/office/2006/documentManagement/types" xmlns:pc="http://schemas.microsoft.com/office/infopath/2007/PartnerControls" targetNamespace="71af3243-3dd4-4a8d-8c0d-dd76da1f02a5" elementFormDefault="qualified">
-    <xsd:import namespace="http://schemas.microsoft.com/office/2006/documentManagement/types"/>
-    <xsd:import namespace="http://schemas.microsoft.com/office/infopath/2007/PartnerControls"/>
-    <xsd:element name="Status" ma:index="2" nillable="true" ma:displayName="Status" ma:default="Not started" ma:format="Dropdown" ma:internalName="Status" ma:readOnly="false">
-      <xsd:simpleType>
-        <xsd:restriction base="dms:Choice">
-          <xsd:enumeration value="Not started"/>
-          <xsd:enumeration value="In Progress"/>
-          <xsd:enumeration value="Completed"/>
-        </xsd:restriction>
-      </xsd:simpleType>
-    </xsd:element>
-    <xsd:element name="Image" ma:index="3" nillable="true" ma:displayName="Image" ma:format="Image" ma:internalName="Image" ma:readOnly="false">
-      <xsd:complexType>
-        <xsd:complexContent>
-          <xsd:extension base="dms:URL">
-            <xsd:sequence>
-              <xsd:element name="Url" type="dms:ValidUrl" minOccurs="0" nillable="true"/>
-              <xsd:element name="Description" type="xsd:string" nillable="true"/>
-            </xsd:sequence>
-          </xsd:extension>
-        </xsd:complexContent>
-      </xsd:complexType>
-    </xsd:element>
-    <xsd:element name="MediaServiceMetadata" ma:index="8" nillable="true" ma:displayName="MediaServiceMetadata" ma:hidden="true" ma:internalName="MediaServiceMetadata" ma:readOnly="true">
-      <xsd:simpleType>
-        <xsd:restriction base="dms:Note"/>
-      </xsd:simpleType>
-    </xsd:element>
-    <xsd:element name="MediaServiceFastMetadata" ma:index="9" nillable="true" ma:displayName="MediaServiceFastMetadata" ma:hidden="true" ma:internalName="MediaServiceFastMetadata" ma:readOnly="true">
-      <xsd:simpleType>
-        <xsd:restriction base="dms:Note"/>
-      </xsd:simpleType>
-    </xsd:element>
-    <xsd:element name="MediaServiceOCR" ma:index="10" nillable="true" ma:displayName="MediaServiceOCR" ma:hidden="true" ma:internalName="MediaServiceOCR" ma:readOnly="true">
-      <xsd:simpleType>
-        <xsd:restriction base="dms:Note"/>
-      </xsd:simpleType>
-    </xsd:element>
-    <xsd:element name="MediaServiceAutoTags" ma:index="11" nillable="true" ma:displayName="MediaServiceAutoTags" ma:hidden="true" ma:internalName="MediaServiceAutoTags" ma:readOnly="true">
-      <xsd:simpleType>
-        <xsd:restriction base="dms:Text"/>
-      </xsd:simpleType>
-    </xsd:element>
-    <xsd:element name="MediaServiceEventHashCode" ma:index="12" nillable="true" ma:displayName="MediaServiceEventHashCode" ma:hidden="true" ma:internalName="MediaServiceEventHashCode" ma:readOnly="true">
-      <xsd:simpleType>
-        <xsd:restriction base="dms:Text"/>
-      </xsd:simpleType>
-    </xsd:element>
-    <xsd:element name="MediaServiceGenerationTime" ma:index="13" nillable="true" ma:displayName="MediaServiceGenerationTime" ma:hidden="true" ma:internalName="MediaServiceGenerationTime" ma:readOnly="true">
-      <xsd:simpleType>
-        <xsd:restriction base="dms:Text"/>
-      </xsd:simpleType>
-    </xsd:element>
-    <xsd:element name="MediaServiceAutoKeyPoints" ma:index="16" nillable="true" ma:displayName="MediaServiceAutoKeyPoints" ma:hidden="true" ma:internalName="MediaServiceAutoKeyPoints" ma:readOnly="true">
-      <xsd:simpleType>
-        <xsd:restriction base="dms:Note"/>
-      </xsd:simpleType>
-    </xsd:element>
-    <xsd:element name="MediaServiceKeyPoints" ma:index="17" nillable="true" ma:displayName="KeyPoints" ma:hidden="true" ma:internalName="MediaServiceKeyPoints" ma:readOnly="false">
-      <xsd:simpleType>
-        <xsd:restriction base="dms:Note"/>
-      </xsd:simpleType>
-    </xsd:element>
-    <xsd:element name="MediaServiceDateTaken" ma:index="18" nillable="true" ma:displayName="MediaServiceDateTaken" ma:hidden="true" ma:internalName="MediaServiceDateTaken" ma:readOnly="true">
-      <xsd:simpleType>
-        <xsd:restriction base="dms:Text"/>
-      </xsd:simpleType>
-    </xsd:element>
-    <xsd:element name="ImageTagsTaxHTField" ma:index="25" nillable="true" ma:taxonomy="true" ma:internalName="ImageTagsTaxHTField" ma:taxonomyFieldName="MediaServiceImageTags" ma:displayName="Image Tags" ma:readOnly="false" ma:fieldId="{5cf76f15-5ced-4ddc-b409-7134ff3c332f}" ma:taxonomyMulti="true" ma:sspId="e385fb40-52d4-4fae-9c5b-3e8ff8a5878e" ma:termSetId="09814cd3-568e-fe90-9814-8d621ff8fb84" ma:anchorId="fba54fb3-c3e1-fe81-a776-ca4b69148c4d" ma:open="true" ma:isKeyword="false">
-      <xsd:complexType>
-        <xsd:sequence>
-          <xsd:element ref="pc:Terms" minOccurs="0" maxOccurs="1"/>
-        </xsd:sequence>
-      </xsd:complexType>
-    </xsd:element>
-    <xsd:element name="MediaServiceLocation" ma:index="26" nillable="true" ma:displayName="Location" ma:hidden="true" ma:internalName="MediaServiceLocation" ma:readOnly="true">
-      <xsd:simpleType>
-        <xsd:restriction base="dms:Text"/>
-      </xsd:simpleType>
-    </xsd:element>
-    <xsd:element name="MediaLengthInSeconds" ma:index="27" nillable="true" ma:displayName="MediaLengthInSeconds" ma:hidden="true" ma:internalName="MediaLengthInSeconds" ma:readOnly="true">
-      <xsd:simpleType>
-        <xsd:restriction base="dms:Unknown"/>
-      </xsd:simpleType>
-    </xsd:element>
-    <xsd:element name="Background" ma:index="28" nillable="true" ma:displayName="Background" ma:default="0" ma:format="Dropdown" ma:internalName="Background">
-      <xsd:simpleType>
-        <xsd:restriction base="dms:Boolean"/>
-      </xsd:simpleType>
-    </xsd:element>
-    <xsd:element name="MediaServiceSearchProperties" ma:index="29" nillable="true" ma:displayName="MediaServiceSearchProperties" ma:hidden="true" ma:internalName="MediaServiceSearchProperties" ma:readOnly="true">
-      <xsd:simpleType>
-        <xsd:restriction base="dms:Note"/>
-      </xsd:simpleType>
-    </xsd:element>
-    <xsd:element name="MediaServiceDocTags" ma:index="30" nillable="true" ma:displayName="MediaServiceDocTags" ma:hidden="true" ma:internalName="MediaServiceDocTags" ma:readOnly="true">
-      <xsd:simpleType>
-        <xsd:restriction base="dms:Note"/>
-      </xsd:simpleType>
-    </xsd:element>
-  </xsd:schema>
-  <xsd:schema xmlns:xsd="http://www.w3.org/2001/XMLSchema" xmlns:xs="http://www.w3.org/2001/XMLSchema" xmlns:dms="http://schemas.microsoft.com/office/2006/documentManagement/types" xmlns:pc="http://schemas.microsoft.com/office/infopath/2007/PartnerControls" targetNamespace="16c05727-aa75-4e4a-9b5f-8a80a1165891" elementFormDefault="qualified">
-    <xsd:import namespace="http://schemas.microsoft.com/office/2006/documentManagement/types"/>
-    <xsd:import namespace="http://schemas.microsoft.com/office/infopath/2007/PartnerControls"/>
-    <xsd:element name="SharedWithUsers" ma:index="14" nillable="true" ma:displayName="Shared With" ma:hidden="true" ma:internalName="SharedWithUsers" ma:readOnly="true">
-      <xsd:complexType>
-        <xsd:complexContent>
-          <xsd:extension base="dms:UserMulti">
-            <xsd:sequence>
-              <xsd:element name="UserInfo" minOccurs="0" maxOccurs="unbounded">
-                <xsd:complexType>
-                  <xsd:sequence>
-                    <xsd:element name="DisplayName" type="xsd:string" minOccurs="0"/>
-                    <xsd:element name="AccountId" type="dms:UserId" minOccurs="0" nillable="true"/>
-                    <xsd:element name="AccountType" type="xsd:string" minOccurs="0"/>
-                  </xsd:sequence>
-                </xsd:complexType>
-              </xsd:element>
-            </xsd:sequence>
-          </xsd:extension>
-        </xsd:complexContent>
-      </xsd:complexType>
-    </xsd:element>
-    <xsd:element name="SharedWithDetails" ma:index="15" nillable="true" ma:displayName="Shared With Details" ma:hidden="true" ma:internalName="SharedWithDetails" ma:readOnly="true">
-      <xsd:simpleType>
-        <xsd:restriction base="dms:Note"/>
-      </xsd:simpleType>
-    </xsd:element>
-  </xsd:schema>
-  <xsd:schema xmlns:xsd="http://www.w3.org/2001/XMLSchema" xmlns:xs="http://www.w3.org/2001/XMLSchema" xmlns:dms="http://schemas.microsoft.com/office/2006/documentManagement/types" xmlns:pc="http://schemas.microsoft.com/office/infopath/2007/PartnerControls" targetNamespace="230e9df3-be65-4c73-a93b-d1236ebd677e" elementFormDefault="qualified">
-    <xsd:import namespace="http://schemas.microsoft.com/office/2006/documentManagement/types"/>
-    <xsd:import namespace="http://schemas.microsoft.com/office/infopath/2007/PartnerControls"/>
-    <xsd:element name="TaxCatchAll" ma:index="23" nillable="true" ma:displayName="Taxonomy Catch All Column" ma:hidden="true" ma:list="{3f6bfcbc-3db3-4ae6-bd76-326f0798ad28}" ma:internalName="TaxCatchAll" ma:readOnly="false" ma:showField="CatchAllData" ma:web="16c05727-aa75-4e4a-9b5f-8a80a1165891">
-      <xsd:complexType>
-        <xsd:complexContent>
-          <xsd:extension base="dms:MultiChoiceLookup">
-            <xsd:sequence>
-              <xsd:element name="Value" type="dms:Lookup" maxOccurs="unbounded" minOccurs="0" nillable="true"/>
-            </xsd:sequence>
-          </xsd:extension>
-        </xsd:complexContent>
-      </xsd:complexType>
-    </xsd:element>
-  </xsd:schema>
-  <xsd:schema xmlns="http://schemas.openxmlformats.org/package/2006/metadata/core-properties" xmlns:xsd="http://www.w3.org/2001/XMLSchema" xmlns:xsi="http://www.w3.org/2001/XMLSchema-instance" xmlns:dc="http://purl.org/dc/elements/1.1/" xmlns:dcterms="http://purl.org/dc/terms/" xmlns:odoc="http://schemas.microsoft.com/internal/obd" targetNamespace="http://schemas.openxmlformats.org/package/2006/metadata/core-properties" elementFormDefault="qualified" attributeFormDefault="unqualified" blockDefault="#all">
-    <xsd:import namespace="http://purl.org/dc/elements/1.1/" schemaLocation="http://dublincore.org/schemas/xmls/qdc/2003/04/02/dc.xsd"/>
-    <xsd:import namespace="http://purl.org/dc/terms/" schemaLocation="http://dublincore.org/schemas/xmls/qdc/2003/04/02/dcterms.xsd"/>
-    <xsd:element name="coreProperties" type="CT_coreProperties"/>
-    <xsd:complexType name="CT_coreProperties">
-      <xsd:all>
-        <xsd:element ref="dc:creator" minOccurs="0" maxOccurs="1"/>
-        <xsd:element ref="dcterms:created" minOccurs="0" maxOccurs="1"/>
-        <xsd:element ref="dc:identifier" minOccurs="0" maxOccurs="1"/>
-        <xsd:element name="contentType" minOccurs="0" maxOccurs="1" type="xsd:string" ma:displayName="Content Type"/>
-        <xsd:element ref="dc:title" minOccurs="0" maxOccurs="1" ma:index="1" ma:displayName="Title"/>
-        <xsd:element ref="dc:subject" minOccurs="0" maxOccurs="1"/>
-        <xsd:element ref="dc:description" minOccurs="0" maxOccurs="1"/>
-        <xsd:element name="keywords" minOccurs="0" maxOccurs="1" type="xsd:string"/>
-        <xsd:element ref="dc:language" minOccurs="0" maxOccurs="1"/>
-        <xsd:element name="category" minOccurs="0" maxOccurs="1" type="xsd:string"/>
-        <xsd:element name="version" minOccurs="0" maxOccurs="1" type="xsd:string"/>
-        <xsd:element name="revision" minOccurs="0" maxOccurs="1" type="xsd:string">
-          <xsd:annotation>
-            <xsd:documentation>
-                        This value indicates the number of saves or revisions. The application is responsible for updating this value after each revision.
-                    </xsd:documentation>
-          </xsd:annotation>
-        </xsd:element>
-        <xsd:element name="lastModifiedBy" minOccurs="0" maxOccurs="1" type="xsd:string"/>
-        <xsd:element ref="dcterms:modified" minOccurs="0" maxOccurs="1"/>
-        <xsd:element name="contentStatus" minOccurs="0" maxOccurs="1" type="xsd:string"/>
-      </xsd:all>
-    </xsd:complexType>
-  </xsd:schema>
-  <xs:schema xmlns:pc="http://schemas.microsoft.com/office/infopath/2007/PartnerControls" xmlns:xs="http://www.w3.org/2001/XMLSchema" targetNamespace="http://schemas.microsoft.com/office/infopath/2007/PartnerControls" elementFormDefault="qualified" attributeFormDefault="unqualified">
-    <xs:element name="Person">
-      <xs:complexType>
-        <xs:sequence>
-          <xs:element ref="pc:DisplayName" minOccurs="0"/>
-          <xs:element ref="pc:AccountId" minOccurs="0"/>
-          <xs:element ref="pc:AccountType" minOccurs="0"/>
-        </xs:sequence>
-      </xs:complexType>
-    </xs:element>
-    <xs:element name="DisplayName" type="xs:string"/>
-    <xs:element name="AccountId" type="xs:string"/>
-    <xs:element name="AccountType" type="xs:string"/>
-    <xs:element name="BDCAssociatedEntity">
-      <xs:complexType>
-        <xs:sequence>
-          <xs:element ref="pc:BDCEntity" minOccurs="0" maxOccurs="unbounded"/>
-        </xs:sequence>
-        <xs:attribute ref="pc:EntityNamespace"/>
-        <xs:attribute ref="pc:EntityName"/>
-        <xs:attribute ref="pc:SystemInstanceName"/>
-        <xs:attribute ref="pc:AssociationName"/>
-      </xs:complexType>
-    </xs:element>
-    <xs:attribute name="EntityNamespace" type="xs:string"/>
-    <xs:attribute name="EntityName" type="xs:string"/>
-    <xs:attribute name="SystemInstanceName" type="xs:string"/>
-    <xs:attribute name="AssociationName" type="xs:string"/>
-    <xs:element name="BDCEntity">
-      <xs:complexType>
-        <xs:sequence>
-          <xs:element ref="pc:EntityDisplayName" minOccurs="0"/>
-          <xs:element ref="pc:EntityInstanceReference" minOccurs="0"/>
-          <xs:element ref="pc:EntityId1" minOccurs="0"/>
-          <xs:element ref="pc:EntityId2" minOccurs="0"/>
-          <xs:element ref="pc:EntityId3" minOccurs="0"/>
-          <xs:element ref="pc:EntityId4" minOccurs="0"/>
-          <xs:element ref="pc:EntityId5" minOccurs="0"/>
-        </xs:sequence>
-      </xs:complexType>
-    </xs:element>
-    <xs:element name="EntityDisplayName" type="xs:string"/>
-    <xs:element name="EntityInstanceReference" type="xs:string"/>
-    <xs:element name="EntityId1" type="xs:string"/>
-    <xs:element name="EntityId2" type="xs:string"/>
-    <xs:element name="EntityId3" type="xs:string"/>
-    <xs:element name="EntityId4" type="xs:string"/>
-    <xs:element name="EntityId5" type="xs:string"/>
-    <xs:element name="Terms">
-      <xs:complexType>
-        <xs:sequence>
-          <xs:element ref="pc:TermInfo" minOccurs="0" maxOccurs="unbounded"/>
-        </xs:sequence>
-      </xs:complexType>
-    </xs:element>
-    <xs:element name="TermInfo">
-      <xs:complexType>
-        <xs:sequence>
-          <xs:element ref="pc:TermName" minOccurs="0"/>
-          <xs:element ref="pc:TermId" minOccurs="0"/>
-        </xs:sequence>
-      </xs:complexType>
-    </xs:element>
-    <xs:element name="TermName" type="xs:string"/>
-    <xs:element name="TermId" type="xs:string"/>
-  </xs:schema>
-</ct:contentTypeSchema>
-</file>
-
-<file path=customXml/item2.xml><?xml version="1.0" encoding="utf-8"?>
-<?mso-contentType ?>
-<FormTemplates xmlns="http://schemas.microsoft.com/sharepoint/v3/contenttype/forms">
-  <Display>DocumentLibraryForm</Display>
-  <Edit>DocumentLibraryForm</Edit>
-  <New>DocumentLibraryForm</New>
-</FormTemplates>
-</file>
-
-<file path=customXml/item33.xml><?xml version="1.0" encoding="utf-8"?>
-<p:properties xmlns:p="http://schemas.microsoft.com/office/2006/metadata/properties" xmlns:xsi="http://www.w3.org/2001/XMLSchema-instance" xmlns:pc="http://schemas.microsoft.com/office/infopath/2007/PartnerControls">
-  <documentManagement>
-    <Background xmlns="71af3243-3dd4-4a8d-8c0d-dd76da1f02a5">false</Background>
-    <Status xmlns="71af3243-3dd4-4a8d-8c0d-dd76da1f02a5">Not started</Status>
-    <_ip_UnifiedCompliancePolicyUIAction xmlns="http://schemas.microsoft.com/sharepoint/v3" xsi:nil="true"/>
-    <Image xmlns="71af3243-3dd4-4a8d-8c0d-dd76da1f02a5">
-      <Url xsi:nil="true"/>
-      <Description xsi:nil="true"/>
-    </Image>
-    <_ip_UnifiedCompliancePolicyProperties xmlns="http://schemas.microsoft.com/sharepoint/v3" xsi:nil="true"/>
-    <ImageTagsTaxHTField xmlns="71af3243-3dd4-4a8d-8c0d-dd76da1f02a5">
-      <Terms xmlns="http://schemas.microsoft.com/office/infopath/2007/PartnerControls"/>
-    </ImageTagsTaxHTField>
-    <TaxCatchAll xmlns="230e9df3-be65-4c73-a93b-d1236ebd677e" xsi:nil="true"/>
-    <MediaServiceKeyPoints xmlns="71af3243-3dd4-4a8d-8c0d-dd76da1f02a5" xsi:nil="true"/>
-  </documentManagement>
-</p:properties>
-</file>
-
-<file path=customXml/itemProps12.xml><?xml version="1.0" encoding="utf-8"?>
-<ds:datastoreItem xmlns:ds="http://schemas.openxmlformats.org/officeDocument/2006/customXml" ds:itemID="{2CFA9D17-CCFC-4B9E-98F1-E3174AE91D86}"/>
-</file>
-
-<file path=customXml/itemProps21.xml><?xml version="1.0" encoding="utf-8"?>
-<ds:datastoreItem xmlns:ds="http://schemas.openxmlformats.org/officeDocument/2006/customXml" ds:itemID="{E1C29D44-E5C2-49C5-B69E-87F01537F0AD}"/>
-</file>
-
-<file path=customXml/itemProps33.xml><?xml version="1.0" encoding="utf-8"?>
-<ds:datastoreItem xmlns:ds="http://schemas.openxmlformats.org/officeDocument/2006/customXml" ds:itemID="{51664829-51AD-42CE-AA46-D3D5411A4B2B}"/>
-</file>
-
 <file path=docMetadata/LabelInfo.xml><?xml version="1.0" encoding="utf-8"?>
 <clbl:labelList xmlns:clbl="http://schemas.microsoft.com/office/2020/mipLabelMetadata"/>
 </file>